--- a/outputs/a10/a10_ficha_tecnica.docx
+++ b/outputs/a10/a10_ficha_tecnica.docx
@@ -175,7 +175,7 @@
           <w:sz w:val="60"/>
           <w:szCs w:val="60"/>
         </w:rPr>
-        <w:t xml:space="preserve">a10 · cattle-disease-vector-detection</w:t>
+        <w:t xml:space="preserve">a10 · dairy-disease-vector-detection</w:t>
       </w:r>
     </w:p>
     <w:p ns2:paraId="77EA3F8E" ns2:textId="77777777">
@@ -466,7 +466,7 @@
           </w:tcPr>
           <w:p ns2:paraId="4D4993D6" ns2:textId="77777777">
             <w:r>
-              <w:t xml:space="preserve">modelo10-lacteo</w:t>
+              <w:t xml:space="preserve">ml10-dairy-disease-vector-detection</w:t>
             </w:r>
           </w:p>
         </w:tc>
@@ -4480,7 +4480,7 @@
         <w:rFonts w:ascii="Liberalisation sans narrow" w:eastAsia="Liberalisation sans narrow" w:hAnsi="Liberalisation sans narrow" w:cs="Liberalisation sans narrow"/>
         <w:color w:val="000000"/>
       </w:rPr>
-      <w:t xml:space="preserve">cattle-disease-vector-detection</w:t>
+      <w:t xml:space="preserve">dairy-disease-vector-detection</w:t>
     </w:r>
     <w:proofErr w:type="spellEnd"/>
     <w:r>

--- a/outputs/a10/a10_ficha_tecnica.docx
+++ b/outputs/a10/a10_ficha_tecnica.docx
@@ -1,8 +1,8 @@
 
 <file path=word/document.xml><?xml version="1.0" encoding="utf-8"?>
-<w:document xmlns:w="http://schemas.openxmlformats.org/wordprocessingml/2006/main" xmlns:ns1="http://schemas.openxmlformats.org/markup-compatibility/2006" xmlns:ns2="http://schemas.microsoft.com/office/word/2010/wordml" xmlns:ns3="http://schemas.openxmlformats.org/drawingml/2006/wordprocessingDrawing" xmlns:ns4="http://schemas.microsoft.com/office/word/2010/wordprocessingDrawing" xmlns:ns5="http://schemas.openxmlformats.org/drawingml/2006/main" xmlns:ns6="http://schemas.openxmlformats.org/drawingml/2006/picture" xmlns:ns7="http://schemas.openxmlformats.org/officeDocument/2006/relationships" xmlns:w15="http://schemas.microsoft.com/office/word/2012/wordml" xmlns:w16="http://schemas.microsoft.com/office/word/2018/wordml" xmlns:w16cex="http://schemas.microsoft.com/office/word/2018/wordml/cex" xmlns:w16cid="http://schemas.microsoft.com/office/word/2016/wordml/cid" xmlns:w16du="http://schemas.microsoft.com/office/word/2023/wordml/word16du" xmlns:w16se="http://schemas.microsoft.com/office/word/2015/wordml/symex" xmlns:w16sdtfl="http://schemas.microsoft.com/office/word/2020/wordml/sdtdatahash" xmlns:w16sdtdh="http://schemas.microsoft.com/office/word/2020/wordml/sdtdatahash" xmlns:w14="http://schemas.microsoft.com/office/word/2010/wordml" xmlns:wp14="http://schemas.microsoft.com/office/word/2010/wordprocessingDrawing" ns1:Ignorable="w14 w15 w16se w16cid w16 w16cex w16sdtdh w16sdtfl w16du wp14">
+<w:document xmlns:wpc="http://schemas.microsoft.com/office/word/2010/wordprocessingCanvas" xmlns:cx="http://schemas.microsoft.com/office/drawing/2014/chartex" xmlns:cx1="http://schemas.microsoft.com/office/drawing/2015/9/8/chartex" xmlns:cx2="http://schemas.microsoft.com/office/drawing/2015/10/21/chartex" xmlns:cx3="http://schemas.microsoft.com/office/drawing/2016/5/9/chartex" xmlns:cx4="http://schemas.microsoft.com/office/drawing/2016/5/10/chartex" xmlns:cx5="http://schemas.microsoft.com/office/drawing/2016/5/11/chartex" xmlns:cx6="http://schemas.microsoft.com/office/drawing/2016/5/12/chartex" xmlns:cx7="http://schemas.microsoft.com/office/drawing/2016/5/13/chartex" xmlns:cx8="http://schemas.microsoft.com/office/drawing/2016/5/14/chartex" xmlns:mc="http://schemas.openxmlformats.org/markup-compatibility/2006" xmlns:aink="http://schemas.microsoft.com/office/drawing/2016/ink" xmlns:am3d="http://schemas.microsoft.com/office/drawing/2017/model3d" xmlns:o="urn:schemas-microsoft-com:office:office" xmlns:oel="http://schemas.microsoft.com/office/2019/extlst" xmlns:r="http://schemas.openxmlformats.org/officeDocument/2006/relationships" xmlns:m="http://schemas.openxmlformats.org/officeDocument/2006/math" xmlns:v="urn:schemas-microsoft-com:vml" xmlns:wp14="http://schemas.microsoft.com/office/word/2010/wordprocessingDrawing" xmlns:wp="http://schemas.openxmlformats.org/drawingml/2006/wordprocessingDrawing" xmlns:w10="urn:schemas-microsoft-com:office:word" xmlns:w="http://schemas.openxmlformats.org/wordprocessingml/2006/main" xmlns:w14="http://schemas.microsoft.com/office/word/2010/wordml" xmlns:w15="http://schemas.microsoft.com/office/word/2012/wordml" xmlns:w16cex="http://schemas.microsoft.com/office/word/2018/wordml/cex" xmlns:w16cid="http://schemas.microsoft.com/office/word/2016/wordml/cid" xmlns:w16="http://schemas.microsoft.com/office/word/2018/wordml" xmlns:w16du="http://schemas.microsoft.com/office/word/2023/wordml/word16du" xmlns:w16sdtdh="http://schemas.microsoft.com/office/word/2020/wordml/sdtdatahash" xmlns:w16sdtfl="http://schemas.microsoft.com/office/word/2024/wordml/sdtformatlock" xmlns:w16se="http://schemas.microsoft.com/office/word/2015/wordml/symex" xmlns:wpg="http://schemas.microsoft.com/office/word/2010/wordprocessingGroup" xmlns:wpi="http://schemas.microsoft.com/office/word/2010/wordprocessingInk" xmlns:wne="http://schemas.microsoft.com/office/word/2006/wordml" xmlns:wps="http://schemas.microsoft.com/office/word/2010/wordprocessingShape" mc:Ignorable="w14 w15 w16se w16cid w16 w16cex w16sdtdh w16sdtfl w16du wp14">
   <w:body>
-    <w:p ns2:paraId="626D87FC" ns2:textId="77777777">
+    <w:p>
       <w:pPr>
         <w:widowControl w:val="0"/>
         <w:pBdr>
@@ -15,120 +15,120 @@
         <w:spacing w:after="0" w:line="276" w:lineRule="auto"/>
       </w:pPr>
     </w:p>
-    <w:p ns2:paraId="1F06B188" ns2:textId="77777777">
+    <w:p>
       <w:r>
         <w:rPr>
           <w:noProof/>
         </w:rPr>
         <w:drawing>
-          <ns3:anchor distT="0" distB="0" distL="114300" distR="114300" simplePos="0" relativeHeight="251658240" behindDoc="0" locked="0" layoutInCell="1" hidden="0" allowOverlap="1" ns4:anchorId="7490E72F" ns4:editId="7601E0FE">
-            <ns3:simplePos x="0" y="0"/>
-            <ns3:positionH relativeFrom="column">
-              <ns3:posOffset>590550</ns3:posOffset>
-            </ns3:positionH>
-            <ns3:positionV relativeFrom="paragraph">
-              <ns3:posOffset>0</ns3:posOffset>
-            </ns3:positionV>
-            <ns3:extent cx="3373120" cy="2032000"/>
-            <ns3:effectExtent l="0" t="0" r="0" b="0"/>
-            <ns3:wrapSquare wrapText="bothSides" distT="0" distB="0" distL="114300" distR="114300"/>
-            <ns3:docPr id="1001" name="image5.jpg" descr="A logo with green leaves  AI-generated content may be incorrect."/>
-            <ns3:cNvGraphicFramePr/>
-            <ns5:graphic>
-              <ns5:graphicData uri="http://schemas.openxmlformats.org/drawingml/2006/picture">
-                <ns6:pic>
-                  <ns6:nvPicPr>
-                    <ns6:cNvPr id="0" name="image5.jpg" descr="A logo with green leaves  AI-generated content may be incorrect."/>
-                    <ns6:cNvPicPr preferRelativeResize="0"/>
-                  </ns6:nvPicPr>
-                  <ns6:blipFill>
-                    <ns5:blip ns7:embed="rId9"/>
-                    <ns5:srcRect/>
-                    <ns5:stretch>
-                      <ns5:fillRect/>
-                    </ns5:stretch>
-                  </ns6:blipFill>
-                  <ns6:spPr>
-                    <ns5:xfrm>
-                      <ns5:off x="0" y="0"/>
-                      <ns5:ext cx="3373120" cy="2032000"/>
-                    </ns5:xfrm>
-                    <ns5:prstGeom prst="rect">
-                      <ns5:avLst/>
-                    </ns5:prstGeom>
-                    <ns5:ln/>
-                  </ns6:spPr>
-                </ns6:pic>
-              </ns5:graphicData>
-            </ns5:graphic>
-          </ns3:anchor>
+          <wp:anchor distT="0" distB="0" distL="114300" distR="114300" simplePos="0" relativeHeight="251658240" behindDoc="0" locked="0" layoutInCell="1" hidden="0" allowOverlap="1" wp14:anchorId="7490E72F" wp14:editId="7601E0FE">
+            <wp:simplePos x="0" y="0"/>
+            <wp:positionH relativeFrom="column">
+              <wp:posOffset>590550</wp:posOffset>
+            </wp:positionH>
+            <wp:positionV relativeFrom="paragraph">
+              <wp:posOffset>0</wp:posOffset>
+            </wp:positionV>
+            <wp:extent cx="3373120" cy="2032000"/>
+            <wp:effectExtent l="0" t="0" r="0" b="0"/>
+            <wp:wrapSquare wrapText="bothSides" distT="0" distB="0" distL="114300" distR="114300"/>
+            <wp:docPr id="1001" name="image5.jpg" descr="A logo with green leaves  AI-generated content may be incorrect."/>
+            <wp:cNvGraphicFramePr/>
+            <a:graphic xmlns:a="http://schemas.openxmlformats.org/drawingml/2006/main">
+              <a:graphicData uri="http://schemas.openxmlformats.org/drawingml/2006/picture">
+                <pic:pic xmlns:pic="http://schemas.openxmlformats.org/drawingml/2006/picture">
+                  <pic:nvPicPr>
+                    <pic:cNvPr id="0" name="image5.jpg" descr="A logo with green leaves  AI-generated content may be incorrect."/>
+                    <pic:cNvPicPr preferRelativeResize="0"/>
+                  </pic:nvPicPr>
+                  <pic:blipFill>
+                    <a:blip r:embed="rId9"/>
+                    <a:srcRect/>
+                    <a:stretch>
+                      <a:fillRect/>
+                    </a:stretch>
+                  </pic:blipFill>
+                  <pic:spPr>
+                    <a:xfrm>
+                      <a:off x="0" y="0"/>
+                      <a:ext cx="3373120" cy="2032000"/>
+                    </a:xfrm>
+                    <a:prstGeom prst="rect">
+                      <a:avLst/>
+                    </a:prstGeom>
+                    <a:ln/>
+                  </pic:spPr>
+                </pic:pic>
+              </a:graphicData>
+            </a:graphic>
+          </wp:anchor>
         </w:drawing>
       </w:r>
     </w:p>
-    <w:p ns2:paraId="5ED55FDB" ns2:textId="77777777"/>
-    <w:p ns2:paraId="3ACB5044" ns2:textId="77777777"/>
-    <w:p ns2:paraId="24D31646" ns2:textId="77777777">
+    <w:p/>
+    <w:p/>
+    <w:p>
       <w:r>
         <w:rPr>
           <w:noProof/>
         </w:rPr>
         <w:drawing>
-          <ns3:anchor distT="0" distB="0" distL="114300" distR="114300" simplePos="0" relativeHeight="251659264" behindDoc="0" locked="0" layoutInCell="1" hidden="0" allowOverlap="1" ns4:anchorId="41217845" ns4:editId="3C0FBC9E">
-            <ns3:simplePos x="0" y="0"/>
-            <ns3:positionH relativeFrom="column">
-              <ns3:posOffset>2634615</ns3:posOffset>
-            </ns3:positionH>
-            <ns3:positionV relativeFrom="paragraph">
-              <ns3:posOffset>130810</ns3:posOffset>
-            </ns3:positionV>
-            <ns3:extent cx="2266950" cy="1295400"/>
-            <ns3:effectExtent l="0" t="0" r="0" b="0"/>
-            <ns3:wrapNone/>
-            <ns3:docPr id="1002" name="image1.png" descr="A black background with white text and brown lines  AI-generated content may be incorrect."/>
-            <ns3:cNvGraphicFramePr/>
-            <ns5:graphic>
-              <ns5:graphicData uri="http://schemas.openxmlformats.org/drawingml/2006/picture">
-                <ns6:pic>
-                  <ns6:nvPicPr>
-                    <ns6:cNvPr id="0" name="image1.png" descr="A black background with white text and brown lines  AI-generated content may be incorrect."/>
-                    <ns6:cNvPicPr preferRelativeResize="0"/>
-                  </ns6:nvPicPr>
-                  <ns6:blipFill>
-                    <ns5:blip ns7:embed="rId10"/>
-                    <ns5:srcRect/>
-                    <ns5:stretch>
-                      <ns5:fillRect/>
-                    </ns5:stretch>
-                  </ns6:blipFill>
-                  <ns6:spPr>
-                    <ns5:xfrm>
-                      <ns5:off x="0" y="0"/>
-                      <ns5:ext cx="2266950" cy="1295400"/>
-                    </ns5:xfrm>
-                    <ns5:prstGeom prst="rect">
-                      <ns5:avLst/>
-                    </ns5:prstGeom>
-                    <ns5:ln/>
-                  </ns6:spPr>
-                </ns6:pic>
-              </ns5:graphicData>
-            </ns5:graphic>
-          </ns3:anchor>
+          <wp:anchor distT="0" distB="0" distL="114300" distR="114300" simplePos="0" relativeHeight="251659264" behindDoc="0" locked="0" layoutInCell="1" hidden="0" allowOverlap="1" wp14:anchorId="41217845" wp14:editId="3C0FBC9E">
+            <wp:simplePos x="0" y="0"/>
+            <wp:positionH relativeFrom="column">
+              <wp:posOffset>2634615</wp:posOffset>
+            </wp:positionH>
+            <wp:positionV relativeFrom="paragraph">
+              <wp:posOffset>130810</wp:posOffset>
+            </wp:positionV>
+            <wp:extent cx="2266950" cy="1295400"/>
+            <wp:effectExtent l="0" t="0" r="0" b="0"/>
+            <wp:wrapNone/>
+            <wp:docPr id="1002" name="image1.png" descr="A black background with white text and brown lines  AI-generated content may be incorrect."/>
+            <wp:cNvGraphicFramePr/>
+            <a:graphic xmlns:a="http://schemas.openxmlformats.org/drawingml/2006/main">
+              <a:graphicData uri="http://schemas.openxmlformats.org/drawingml/2006/picture">
+                <pic:pic xmlns:pic="http://schemas.openxmlformats.org/drawingml/2006/picture">
+                  <pic:nvPicPr>
+                    <pic:cNvPr id="0" name="image1.png" descr="A black background with white text and brown lines  AI-generated content may be incorrect."/>
+                    <pic:cNvPicPr preferRelativeResize="0"/>
+                  </pic:nvPicPr>
+                  <pic:blipFill>
+                    <a:blip r:embed="rId10"/>
+                    <a:srcRect/>
+                    <a:stretch>
+                      <a:fillRect/>
+                    </a:stretch>
+                  </pic:blipFill>
+                  <pic:spPr>
+                    <a:xfrm>
+                      <a:off x="0" y="0"/>
+                      <a:ext cx="2266950" cy="1295400"/>
+                    </a:xfrm>
+                    <a:prstGeom prst="rect">
+                      <a:avLst/>
+                    </a:prstGeom>
+                    <a:ln/>
+                  </pic:spPr>
+                </pic:pic>
+              </a:graphicData>
+            </a:graphic>
+          </wp:anchor>
         </w:drawing>
       </w:r>
     </w:p>
-    <w:p ns2:paraId="510A3F8A" ns2:textId="77777777"/>
-    <w:p ns2:paraId="11346F3F" ns2:textId="77777777"/>
-    <w:p ns2:paraId="239C7CC2" ns2:textId="77777777"/>
-    <w:p ns2:paraId="456AF325" ns2:textId="77777777"/>
-    <w:p ns2:paraId="32FEB606" ns2:textId="77777777">
+    <w:p/>
+    <w:p/>
+    <w:p/>
+    <w:p/>
+    <w:p>
       <w:pPr>
         <w:jc w:val="right"/>
       </w:pPr>
     </w:p>
-    <w:p ns2:paraId="7099C703" ns2:textId="77777777"/>
-    <w:p ns2:paraId="5674BF31" ns2:textId="77777777"/>
-    <w:p ns2:paraId="57D79371" ns2:textId="77777777">
+    <w:p/>
+    <w:p/>
+    <w:p>
       <w:pPr>
         <w:rPr>
           <w:rFonts w:ascii="Liberation Sans Regular" w:eastAsia="Liberation Sans Regular" w:hAnsi="Liberation Sans Regular" w:cs="Liberation Sans Regular"/>
@@ -138,7 +138,7 @@
         </w:rPr>
       </w:pPr>
     </w:p>
-    <w:p ns2:paraId="04402B53" ns2:textId="77777777">
+    <w:p>
       <w:pPr>
         <w:ind w:left="993"/>
         <w:rPr>
@@ -158,7 +158,7 @@
         <w:t>Ficha técnica del modelo</w:t>
       </w:r>
     </w:p>
-    <w:p ns2:paraId="2CCAB764" ns2:textId="77777777">
+    <w:p>
       <w:pPr>
         <w:ind w:left="993"/>
         <w:rPr>
@@ -175,10 +175,10 @@
           <w:sz w:val="60"/>
           <w:szCs w:val="60"/>
         </w:rPr>
-        <w:t xml:space="preserve">a10 · dairy-disease-vector-detection</w:t>
+        <w:t>a10 · dairy-disease-vector-detection</w:t>
       </w:r>
     </w:p>
-    <w:p ns2:paraId="77EA3F8E" ns2:textId="77777777">
+    <w:p>
       <w:pPr>
         <w:shd w:val="clear" w:color="auto" w:fill="E3EFDD"/>
         <w:ind w:left="993" w:right="2267" w:firstLine="140"/>
@@ -196,10 +196,10 @@
           <w:sz w:val="44"/>
           <w:szCs w:val="44"/>
         </w:rPr>
-        <w:t xml:space="preserve">Especificación técnica para integración en la plataforma DatagIA</w:t>
+        <w:t>Especificación técnica para integración en la plataforma DatagIA</w:t>
       </w:r>
     </w:p>
-    <w:p ns2:paraId="70952EAF" ns2:textId="77777777">
+    <w:p>
       <w:pPr>
         <w:ind w:left="993"/>
         <w:rPr>
@@ -216,186 +216,75 @@
           <w:sz w:val="32"/>
           <w:szCs w:val="32"/>
         </w:rPr>
-        <w:t xml:space="preserve">Julio 2026</w:t>
+        <w:t>Julio 2026</w:t>
       </w:r>
     </w:p>
-    <w:p ns2:paraId="262CD268" ns2:textId="77777777">
+    <w:p>
       <w:r>
         <w:rPr>
           <w:noProof/>
         </w:rPr>
         <w:drawing>
-          <ns3:anchor distT="0" distB="0" distL="0" distR="0" simplePos="0" relativeHeight="251660288" behindDoc="1" locked="0" layoutInCell="1" hidden="0" allowOverlap="1" ns4:anchorId="42C3D32A" ns4:editId="6D88BCF5">
-            <ns3:simplePos x="0" y="0"/>
-            <ns3:positionH relativeFrom="margin">
-              <ns3:align>center</ns3:align>
-            </ns3:positionH>
-            <ns3:positionV relativeFrom="margin">
-              <ns3:align>center</ns3:align>
-            </ns3:positionV>
-            <ns3:extent cx="5397500" cy="5280025"/>
-            <ns3:effectExtent l="0" t="0" r="0" b="0"/>
-            <ns3:wrapNone/>
-            <ns3:docPr id="1003" name="image2.png"/>
-            <ns3:cNvGraphicFramePr/>
-            <ns5:graphic>
-              <ns5:graphicData uri="http://schemas.openxmlformats.org/drawingml/2006/picture">
-                <ns6:pic>
-                  <ns6:nvPicPr>
-                    <ns6:cNvPr id="0" name="image2.png"/>
-                    <ns6:cNvPicPr preferRelativeResize="0"/>
-                  </ns6:nvPicPr>
-                  <ns6:blipFill>
-                    <ns5:blip ns7:embed="rId11"/>
-                    <ns5:srcRect/>
-                    <ns5:stretch>
-                      <ns5:fillRect/>
-                    </ns5:stretch>
-                  </ns6:blipFill>
-                  <ns6:spPr>
-                    <ns5:xfrm>
-                      <ns5:off x="0" y="0"/>
-                      <ns5:ext cx="5397500" cy="5280025"/>
-                    </ns5:xfrm>
-                    <ns5:prstGeom prst="rect">
-                      <ns5:avLst/>
-                    </ns5:prstGeom>
-                    <ns5:ln/>
-                  </ns6:spPr>
-                </ns6:pic>
-              </ns5:graphicData>
-            </ns5:graphic>
-          </ns3:anchor>
+          <wp:anchor distT="0" distB="0" distL="0" distR="0" simplePos="0" relativeHeight="251660288" behindDoc="1" locked="0" layoutInCell="1" hidden="0" allowOverlap="1" wp14:anchorId="42C3D32A" wp14:editId="6D88BCF5">
+            <wp:simplePos x="0" y="0"/>
+            <wp:positionH relativeFrom="margin">
+              <wp:align>center</wp:align>
+            </wp:positionH>
+            <wp:positionV relativeFrom="margin">
+              <wp:align>center</wp:align>
+            </wp:positionV>
+            <wp:extent cx="5397500" cy="5280025"/>
+            <wp:effectExtent l="0" t="0" r="0" b="0"/>
+            <wp:wrapNone/>
+            <wp:docPr id="1003" name="image2.png"/>
+            <wp:cNvGraphicFramePr/>
+            <a:graphic xmlns:a="http://schemas.openxmlformats.org/drawingml/2006/main">
+              <a:graphicData uri="http://schemas.openxmlformats.org/drawingml/2006/picture">
+                <pic:pic xmlns:pic="http://schemas.openxmlformats.org/drawingml/2006/picture">
+                  <pic:nvPicPr>
+                    <pic:cNvPr id="0" name="image2.png"/>
+                    <pic:cNvPicPr preferRelativeResize="0"/>
+                  </pic:nvPicPr>
+                  <pic:blipFill>
+                    <a:blip r:embed="rId11"/>
+                    <a:srcRect/>
+                    <a:stretch>
+                      <a:fillRect/>
+                    </a:stretch>
+                  </pic:blipFill>
+                  <pic:spPr>
+                    <a:xfrm>
+                      <a:off x="0" y="0"/>
+                      <a:ext cx="5397500" cy="5280025"/>
+                    </a:xfrm>
+                    <a:prstGeom prst="rect">
+                      <a:avLst/>
+                    </a:prstGeom>
+                    <a:ln/>
+                  </pic:spPr>
+                </pic:pic>
+              </a:graphicData>
+            </a:graphic>
+          </wp:anchor>
         </w:drawing>
       </w:r>
       <w:r>
         <w:br w:type="page"/>
       </w:r>
     </w:p>
-    <w:p ns2:paraId="2090A9BD" ns2:textId="77777777"/>
-    <w:p ns2:paraId="49E44998" ns2:textId="77777777"/>
-    <w:p ns2:paraId="3C91F572" ns2:textId="77777777">
+    <w:p>
       <w:pPr>
-        <w:rPr>
-          <w:rFonts w:ascii="Liberalisation sans narrow" w:eastAsia="Liberalisation sans narrow" w:hAnsi="Liberalisation sans narrow" w:cs="Liberalisation sans narrow"/>
-          <w:b/>
-          <w:bCs/>
-        </w:rPr>
-      </w:pPr>
-    </w:p>
-    <w:p ns2:paraId="4681F6B2" ns2:textId="77777777">
-      <w:pPr>
-        <w:keepLines/>
-        <w:spacing w:before="120" w:after="120" w:line="276" w:lineRule="auto"/>
-        <w:jc w:val="both"/>
-        <w:rPr>
-          <w:rFonts w:ascii="Liberalisation sans narrow" w:eastAsia="Liberalisation sans narrow" w:hAnsi="Liberalisation sans narrow" w:cs="Liberalisation sans narrow"/>
-        </w:rPr>
-      </w:pPr>
-      <w:r>
-        <w:br w:type="page"/>
-      </w:r>
-    </w:p>
-    <w:p ns2:paraId="02E1F42B" ns2:textId="77777777">
-      <w:pPr>
-        <w:keepLines/>
-        <w:spacing w:before="120" w:after="120" w:line="276" w:lineRule="auto"/>
-        <w:jc w:val="both"/>
-        <w:rPr>
-          <w:rFonts w:ascii="Liberalisation sans narrow" w:eastAsia="Liberalisation sans narrow" w:hAnsi="Liberalisation sans narrow" w:cs="Liberalisation sans narrow"/>
-        </w:rPr>
-      </w:pPr>
-    </w:p>
-    <w:p ns2:paraId="3160BF82" ns2:textId="77777777">
-      <w:pPr>
-        <w:keepLines/>
-        <w:spacing w:before="120" w:after="120" w:line="276" w:lineRule="auto"/>
-        <w:jc w:val="both"/>
-        <w:rPr>
-          <w:rFonts w:ascii="Liberalisation sans narrow" w:eastAsia="Liberalisation sans narrow" w:hAnsi="Liberalisation sans narrow" w:cs="Liberalisation sans narrow"/>
-        </w:rPr>
-      </w:pPr>
-    </w:p>
-    <w:p ns2:paraId="7108173E" ns2:textId="6E1C69EF">
-      <w:pPr>
-        <w:pBdr>
-          <w:top w:val="nil"/>
-          <w:left w:val="nil"/>
-          <w:bottom w:val="nil"/>
-          <w:right w:val="nil"/>
-          <w:between w:val="nil"/>
-        </w:pBdr>
-        <w:tabs>
-          <w:tab w:val="right" w:leader="dot" w:pos="8494"/>
-        </w:tabs>
-        <w:spacing w:after="100"/>
-      </w:pPr>
-    </w:p>
-    <w:p ns2:paraId="208779DB" ns2:textId="0AFB4AE3">
-      <w:pPr>
-        <w:rPr>
-          <w:rFonts w:ascii="Liberalisation sans narrow" w:eastAsia="Liberalisation sans narrow" w:hAnsi="Liberalisation sans narrow" w:cs="Liberalisation sans narrow"/>
-          <w:color w:val="203441"/>
-        </w:rPr>
-      </w:pPr>
-      <w:r>
-        <w:br w:type="page"/>
-      </w:r>
-      <w:bookmarkStart w:id="0" w:name="_heading=h.33jjin156j5n" w:colFirst="0" w:colLast="0"/>
-      <w:bookmarkEnd w:id="0"/>
-    </w:p>
-    <w:p ns2:paraId="162D2D39" ns2:textId="3B463319">
-      <w:pPr>
-        <w:rPr>
-          <w:rFonts w:ascii="Liberation sans narrow" w:eastAsia="Liberation sans narrow" w:hAnsi="Liberation sans narrow" w:cs="Liberation sans narrow"/>
-        </w:rPr>
-      </w:pPr>
-      <w:r>
-        <w:rPr>
-          <w:rFonts w:ascii="Liberation sans narrow" w:eastAsia="Liberation sans narrow" w:hAnsi="Liberation sans narrow" w:cs="Liberation sans narrow"/>
-        </w:rPr>
-        <w:fldChar w:fldCharType="end"/>
-      </w:r>
-    </w:p>
-    <w:p ns2:paraId="71B34098" ns2:textId="08771405">
-      <w:pPr>
-        <w:pBdr>
-          <w:top w:val="nil"/>
-          <w:left w:val="nil"/>
-          <w:bottom w:val="nil"/>
-          <w:right w:val="nil"/>
-          <w:between w:val="nil"/>
-        </w:pBdr>
-        <w:spacing w:before="120" w:after="120" w:line="240" w:lineRule="auto"/>
-        <w:jc w:val="both"/>
-        <w:rPr>
-          <w:rFonts w:ascii="Liberation sans narrow" w:eastAsia="Liberation sans narrow" w:hAnsi="Liberation sans narrow" w:cs="Liberation sans narrow"/>
-          <w:color w:val="739A8A"/>
-        </w:rPr>
-      </w:pPr>
-    </w:p>
-    <w:p ns2:paraId="6D9B2421" ns2:textId="6574B031">
-      <w:pPr>
-        <w:rPr>
-          <w:rFonts w:ascii="Liberation sans narrow" w:eastAsia="Liberation sans narrow" w:hAnsi="Liberation sans narrow" w:cs="Liberation sans narrow"/>
-          <w:color w:val="203441"/>
-        </w:rPr>
-      </w:pPr>
-      <w:r>
-        <w:br w:type="page"/>
-      </w:r>
-    </w:p>
-    <w:p ns2:paraId="73C6066A" ns2:textId="77777777">
-      <w:pPr>
-        <w:pStyle w:val="Ttulo1"/>
+        <w:pStyle w:val="Heading1"/>
         <w:jc w:val="left"/>
       </w:pPr>
-      <w:bookmarkStart w:id="6" w:name="_Toc233977723"/>
+      <w:bookmarkStart w:id="0" w:name="_heading=h.33jjin156j5n" w:colFirst="0" w:colLast="0"/>
+      <w:bookmarkStart w:id="1" w:name="_Toc233977723"/>
+      <w:bookmarkEnd w:id="0"/>
       <w:r>
         <w:lastRenderedPageBreak/>
         <w:t>1. Información general del modelo</w:t>
       </w:r>
-      <w:bookmarkEnd w:id="6"/>
+      <w:bookmarkEnd w:id="1"/>
     </w:p>
     <w:tbl>
       <w:tblPr>
@@ -416,7 +305,7 @@
         <w:gridCol w:w="2800"/>
         <w:gridCol w:w="6560"/>
       </w:tblGrid>
-      <w:tr ns2:paraId="1AB946D2" ns2:textId="77777777">
+      <w:tr>
         <w:tc>
           <w:tcPr>
             <w:tcW w:w="2800" w:type="dxa"/>
@@ -434,7 +323,7 @@
               <w:right w:w="120" w:type="dxa"/>
             </w:tcMar>
           </w:tcPr>
-          <w:p ns2:paraId="0EF0F73D" ns2:textId="77777777">
+          <w:p>
             <w:r>
               <w:rPr>
                 <w:b/>
@@ -464,14 +353,22 @@
               <w:right w:w="120" w:type="dxa"/>
             </w:tcMar>
           </w:tcPr>
-          <w:p ns2:paraId="4D4993D6" ns2:textId="77777777">
-            <w:r>
-              <w:t xml:space="preserve">ml10-dairy-disease-vector-detection</w:t>
+          <w:p>
+            <w:pPr>
+              <w:rPr>
+                <w:lang w:val="en-US"/>
+              </w:rPr>
+            </w:pPr>
+            <w:r>
+              <w:rPr>
+                <w:lang w:val="en-US"/>
+              </w:rPr>
+              <w:t>ml10-dairy-disease-vector-detection</w:t>
             </w:r>
           </w:p>
         </w:tc>
       </w:tr>
-      <w:tr ns2:paraId="2B5210AD" ns2:textId="77777777">
+      <w:tr>
         <w:tc>
           <w:tcPr>
             <w:tcW w:w="2800" w:type="dxa"/>
@@ -489,7 +386,7 @@
               <w:right w:w="120" w:type="dxa"/>
             </w:tcMar>
           </w:tcPr>
-          <w:p ns2:paraId="50DEA41B" ns2:textId="77777777">
+          <w:p>
             <w:r>
               <w:rPr>
                 <w:b/>
@@ -519,14 +416,14 @@
               <w:right w:w="120" w:type="dxa"/>
             </w:tcMar>
           </w:tcPr>
-          <w:p ns2:paraId="084A7408" ns2:textId="77777777">
-            <w:r>
-              <w:t xml:space="preserve">1.0.0</w:t>
+          <w:p>
+            <w:r>
+              <w:t>1.0.0</w:t>
             </w:r>
           </w:p>
         </w:tc>
       </w:tr>
-      <w:tr ns2:paraId="02B4508D" ns2:textId="77777777">
+      <w:tr>
         <w:tc>
           <w:tcPr>
             <w:tcW w:w="2800" w:type="dxa"/>
@@ -544,7 +441,7 @@
               <w:right w:w="120" w:type="dxa"/>
             </w:tcMar>
           </w:tcPr>
-          <w:p ns2:paraId="0656986A" ns2:textId="77777777">
+          <w:p>
             <w:r>
               <w:rPr>
                 <w:b/>
@@ -574,14 +471,17 @@
               <w:right w:w="120" w:type="dxa"/>
             </w:tcMar>
           </w:tcPr>
-          <w:p ns2:paraId="4321CCA3" ns2:textId="77777777">
-            <w:r>
-              <w:t xml:space="preserve">Pipeline de visión artificial de dos etapas para la detección y clasificación de vectores de enfermedades (mosca, mosquito y garrapata) en imágenes de ganado vacuno lechero. La primera etapa localiza cualquier organismo anómalo mediante un detector YOLOv8n (anchor-free, una sola pasada); la segunda recorta cada detección y la clasifica por especie con una red MobileNetV3-Large ajustada por transfer learning. Cada detección solo se acepta si supera de forma independiente los umbrales de confianza de detección y de clasificación.</w:t>
+          <w:p>
+            <w:r>
+              <w:t>Pipeline de visión artificial de dos etapas para la detección y clasificación de vectores de enfermedades (mosca, mosquito y garrapata) en imágenes de ganado vacuno lechero. La primera etapa localiza cualquier organismo anómalo mediante un detector YOLOv8n (anchor-free, una sola pasada); la segunda recorta cada detección y la clasifica por especie con una red MobileNetV3-Large ajustada por transfer learning. Cada detección solo se acepta si supera de forma independiente los umbrales de confianza de detecció</w:t>
+            </w:r>
+            <w:r>
+              <w:t>n y de clasificación.</w:t>
             </w:r>
           </w:p>
         </w:tc>
       </w:tr>
-      <w:tr ns2:paraId="6EFECFCA" ns2:textId="77777777">
+      <w:tr>
         <w:tc>
           <w:tcPr>
             <w:tcW w:w="2800" w:type="dxa"/>
@@ -599,7 +499,7 @@
               <w:right w:w="120" w:type="dxa"/>
             </w:tcMar>
           </w:tcPr>
-          <w:p ns2:paraId="5A82E1B3" ns2:textId="77777777">
+          <w:p>
             <w:r>
               <w:rPr>
                 <w:b/>
@@ -629,14 +529,14 @@
               <w:right w:w="120" w:type="dxa"/>
             </w:tcMar>
           </w:tcPr>
-          <w:p ns2:paraId="6A197DDF" ns2:textId="77777777">
-            <w:r>
-              <w:t xml:space="preserve">object-detection + image-classification (pipeline secuencial de dos etapas)</w:t>
+          <w:p>
+            <w:r>
+              <w:t>object-detection + image-classification (pipeline secuencial de dos etapas)</w:t>
             </w:r>
           </w:p>
         </w:tc>
       </w:tr>
-      <w:tr ns2:paraId="51B3BC95" ns2:textId="77777777">
+      <w:tr>
         <w:tc>
           <w:tcPr>
             <w:tcW w:w="2800" w:type="dxa"/>
@@ -654,7 +554,7 @@
               <w:right w:w="120" w:type="dxa"/>
             </w:tcMar>
           </w:tcPr>
-          <w:p ns2:paraId="40767B48" ns2:textId="77777777">
+          <w:p>
             <w:r>
               <w:rPr>
                 <w:b/>
@@ -684,14 +584,22 @@
               <w:right w:w="120" w:type="dxa"/>
             </w:tcMar>
           </w:tcPr>
-          <w:p ns2:paraId="1C645F96" ns2:textId="77777777">
-            <w:r>
-              <w:t xml:space="preserve">PyTorch (MobileNetV3-Large) + Ultralytics YOLOv8n (torchvision, pillow, opencv, numpy)</w:t>
+          <w:p>
+            <w:pPr>
+              <w:rPr>
+                <w:lang w:val="en-US"/>
+              </w:rPr>
+            </w:pPr>
+            <w:r>
+              <w:rPr>
+                <w:lang w:val="en-US"/>
+              </w:rPr>
+              <w:t>PyTorch (MobileNetV3-Large) + Ultralytics YOLOv8n (torchvision, pillow, opencv, numpy)</w:t>
             </w:r>
           </w:p>
         </w:tc>
       </w:tr>
-      <w:tr ns2:paraId="4C8DFFDF" ns2:textId="77777777">
+      <w:tr>
         <w:tc>
           <w:tcPr>
             <w:tcW w:w="2800" w:type="dxa"/>
@@ -709,7 +617,7 @@
               <w:right w:w="120" w:type="dxa"/>
             </w:tcMar>
           </w:tcPr>
-          <w:p ns2:paraId="775677B8" ns2:textId="77777777">
+          <w:p>
             <w:r>
               <w:rPr>
                 <w:b/>
@@ -739,14 +647,22 @@
               <w:right w:w="120" w:type="dxa"/>
             </w:tcMar>
           </w:tcPr>
-          <w:p ns2:paraId="4B3BB4A5" ns2:textId="77777777">
-            <w:r>
-              <w:t xml:space="preserve">detector_best.pt (pesos YOLOv8n) + best_classifier.pth (state_dict MobileNetV3-Large) + class_names.json (mapeo de clases fly/mos/tick)</w:t>
+          <w:p>
+            <w:pPr>
+              <w:rPr>
+                <w:lang w:val="en-US"/>
+              </w:rPr>
+            </w:pPr>
+            <w:r>
+              <w:rPr>
+                <w:lang w:val="en-US"/>
+              </w:rPr>
+              <w:t>detector_best.pt (pesos YOLOv8n) + best_classifier.pth (state_dict MobileNetV3-Large) + class_names.json (mapeo de clases fly/mos/tick)</w:t>
             </w:r>
           </w:p>
         </w:tc>
       </w:tr>
-      <w:tr ns2:paraId="3C91287B" ns2:textId="77777777">
+      <w:tr>
         <w:tc>
           <w:tcPr>
             <w:tcW w:w="2800" w:type="dxa"/>
@@ -764,7 +680,7 @@
               <w:right w:w="120" w:type="dxa"/>
             </w:tcMar>
           </w:tcPr>
-          <w:p ns2:paraId="7E9DF75B" ns2:textId="77777777">
+          <w:p>
             <w:r>
               <w:rPr>
                 <w:b/>
@@ -794,14 +710,14 @@
               <w:right w:w="120" w:type="dxa"/>
             </w:tcMar>
           </w:tcPr>
-          <w:p ns2:paraId="0D276D1A" ns2:textId="77777777">
-            <w:r>
-              <w:t xml:space="preserve">Anticipar la presencia de vectores biológicos (moscas, mosquitos y garrapatas) sobre el ganado a partir de imágenes, para permitir una intervención sanitaria temprana antes de que se produzca una infestación en el establo. El objetivo de negocio declarado es reducir en un 10% los costes de tratamiento asociados a estos vectores, cifra que la memoria condiciona a una validación in situ posterior.</w:t>
+          <w:p>
+            <w:r>
+              <w:t>Anticipar la presencia de vectores biológicos (moscas, mosquitos y garrapatas) sobre el ganado a partir de imágenes, para permitir una intervención sanitaria temprana antes de que se produzca una infestación en el establo. El objetivo de negocio declarado es reducir en un 10% los costes de tratamiento asociados a estos vectores, cifra que la memoria condiciona a una validación in situ posterior.</w:t>
             </w:r>
           </w:p>
         </w:tc>
       </w:tr>
-      <w:tr ns2:paraId="09F81BAA" ns2:textId="77777777">
+      <w:tr>
         <w:tc>
           <w:tcPr>
             <w:tcW w:w="2800" w:type="dxa"/>
@@ -819,7 +735,7 @@
               <w:right w:w="120" w:type="dxa"/>
             </w:tcMar>
           </w:tcPr>
-          <w:p ns2:paraId="27CACCB4" ns2:textId="77777777">
+          <w:p>
             <w:r>
               <w:rPr>
                 <w:b/>
@@ -849,20 +765,23 @@
               <w:right w:w="120" w:type="dxa"/>
             </w:tcMar>
           </w:tcPr>
-          <w:p ns2:paraId="2A1BDCF3" ns2:textId="77777777">
-            <w:r>
-              <w:t xml:space="preserve">Modo predict inline: una imagen individual (base64 o ruta en disco) con umbrales de detección y clasificación configurables; devuelve las detecciones con especie, confianzas y bounding box, más la especie dominante del frame. Modo predict batch: CSV con rutas, ZIP o directorio de imágenes; procesa cada imagen y devuelve una fila por fichero. Modo train: reentrena únicamente el clasificador MobileNetV3 (backbone congelado, cabeza entrenable) a partir de un ZIP de crops etiquetados por especie, guardando el nuevo clasificador como artifact; el detector YOLO no se reentrena en línea.</w:t>
+          <w:p>
+            <w:r>
+              <w:t>Modo predict inline: una imagen individual (base64 o ruta en disco) con umbrales de detección y clasificación configurables; devuelve las detecciones con especie, confianzas y bounding box, más la especie dominante del frame. Modo predict batch: CSV con rutas, ZIP o directorio de imágenes; procesa cada imagen y devuelve una fila por fichero. Modo train: reentrena únicamente el clasificador MobileNetV3 (backbone congelado, cabeza entrenable) a partir de un ZIP de crops etiquetados por especie, guardando el n</w:t>
+            </w:r>
+            <w:r>
+              <w:t>uevo clasificador como artifact; el detector YOLO no se reentrena en línea.</w:t>
             </w:r>
           </w:p>
         </w:tc>
       </w:tr>
     </w:tbl>
-    <w:p ns2:paraId="0E4A03E1" ns2:textId="164C9CA4">
+    <w:p>
       <w:pPr>
-        <w:pStyle w:val="Descripcin"/>
+        <w:pStyle w:val="Caption"/>
         <w:jc w:val="center"/>
       </w:pPr>
-      <w:bookmarkStart w:id="7" w:name="_Toc233977640"/>
+      <w:bookmarkStart w:id="2" w:name="_Toc233977640"/>
       <w:r>
         <w:t xml:space="preserve">Tabla </w:t>
       </w:r>
@@ -877,18 +796,19 @@
       <w:r>
         <w:t xml:space="preserve"> Información general del modelo</w:t>
       </w:r>
-      <w:bookmarkEnd w:id="7"/>
+      <w:bookmarkEnd w:id="2"/>
     </w:p>
-    <w:p ns2:paraId="48838E47" ns2:textId="77777777">
+    <w:p>
       <w:pPr>
-        <w:pStyle w:val="Ttulo1"/>
+        <w:pStyle w:val="Heading1"/>
         <w:jc w:val="left"/>
       </w:pPr>
-      <w:bookmarkStart w:id="8" w:name="_Toc233977724"/>
+      <w:bookmarkStart w:id="3" w:name="_Toc233977724"/>
       <w:r>
+        <w:lastRenderedPageBreak/>
         <w:t>2. Campos de entrada (inputs)</w:t>
       </w:r>
-      <w:bookmarkEnd w:id="8"/>
+      <w:bookmarkEnd w:id="3"/>
     </w:p>
     <w:tbl>
       <w:tblPr>
@@ -912,7 +832,7 @@
         <w:gridCol w:w="1307"/>
         <w:gridCol w:w="1447"/>
       </w:tblGrid>
-      <w:tr ns2:paraId="71F932B9" ns2:textId="77777777">
+      <w:tr>
         <w:trPr>
           <w:tblHeader/>
         </w:trPr>
@@ -933,7 +853,7 @@
               <w:right w:w="120" w:type="dxa"/>
             </w:tcMar>
           </w:tcPr>
-          <w:p ns2:paraId="79F614D4" ns2:textId="77777777">
+          <w:p>
             <w:r>
               <w:rPr>
                 <w:b/>
@@ -963,7 +883,7 @@
               <w:right w:w="120" w:type="dxa"/>
             </w:tcMar>
           </w:tcPr>
-          <w:p ns2:paraId="7089FD74" ns2:textId="77777777">
+          <w:p>
             <w:r>
               <w:rPr>
                 <w:b/>
@@ -993,7 +913,7 @@
               <w:right w:w="120" w:type="dxa"/>
             </w:tcMar>
           </w:tcPr>
-          <w:p ns2:paraId="78CD2F77" ns2:textId="77777777">
+          <w:p>
             <w:r>
               <w:rPr>
                 <w:b/>
@@ -1023,7 +943,7 @@
               <w:right w:w="120" w:type="dxa"/>
             </w:tcMar>
           </w:tcPr>
-          <w:p ns2:paraId="72A2F0D2" ns2:textId="77777777">
+          <w:p>
             <w:r>
               <w:rPr>
                 <w:b/>
@@ -1053,7 +973,7 @@
               <w:right w:w="120" w:type="dxa"/>
             </w:tcMar>
           </w:tcPr>
-          <w:p ns2:paraId="6FFDAD95" ns2:textId="77777777">
+          <w:p>
             <w:r>
               <w:rPr>
                 <w:b/>
@@ -1067,7 +987,7 @@
           </w:p>
         </w:tc>
       </w:tr>
-      <w:tr ns2:paraId="5943B210" ns2:textId="77777777">
+      <w:tr>
         <w:tc>
           <w:tcPr>
             <w:tcW w:w="2167" w:type="dxa"/>
@@ -1085,9 +1005,9 @@
               <w:right w:w="120" w:type="dxa"/>
             </w:tcMar>
           </w:tcPr>
-          <w:p ns2:paraId="274456BA" ns2:textId="77777777">
-            <w:r>
-              <w:t xml:space="preserve">image_base64</w:t>
+          <w:p>
+            <w:r>
+              <w:t>image_base64</w:t>
             </w:r>
           </w:p>
         </w:tc>
@@ -1108,9 +1028,9 @@
               <w:right w:w="120" w:type="dxa"/>
             </w:tcMar>
           </w:tcPr>
-          <w:p ns2:paraId="03BFE475" ns2:textId="77777777">
-            <w:r>
-              <w:t xml:space="preserve">str (base64)</w:t>
+          <w:p>
+            <w:r>
+              <w:t>str (base64)</w:t>
             </w:r>
           </w:p>
         </w:tc>
@@ -1131,9 +1051,9 @@
               <w:right w:w="120" w:type="dxa"/>
             </w:tcMar>
           </w:tcPr>
-          <w:p ns2:paraId="73AC0988" ns2:textId="77777777">
-            <w:r>
-              <w:t xml:space="preserve">Imagen JPG/PNG codificada en base64 (modo inline)</w:t>
+          <w:p>
+            <w:r>
+              <w:t>Imagen JPG/PNG codificada en base64 (modo inline)</w:t>
             </w:r>
           </w:p>
         </w:tc>
@@ -1154,9 +1074,9 @@
               <w:right w:w="120" w:type="dxa"/>
             </w:tcMar>
           </w:tcPr>
-          <w:p ns2:paraId="29F6ACFB" ns2:textId="77777777">
-            <w:r>
-              <w:t xml:space="preserve">Uno de image_base64 / image_path</w:t>
+          <w:p>
+            <w:r>
+              <w:t>Uno de image_base64 / image_path</w:t>
             </w:r>
           </w:p>
         </w:tc>
@@ -1177,14 +1097,14 @@
               <w:right w:w="120" w:type="dxa"/>
             </w:tcMar>
           </w:tcPr>
-          <w:p ns2:paraId="7756D559" ns2:textId="77777777">
-            <w:r>
-              <w:t xml:space="preserve">-</w:t>
+          <w:p>
+            <w:r>
+              <w:t>-</w:t>
             </w:r>
           </w:p>
         </w:tc>
       </w:tr>
-      <w:tr ns2:paraId="5943B210" ns2:textId="77777777">
+      <w:tr>
         <w:tc>
           <w:tcPr>
             <w:tcW w:w="2167" w:type="dxa"/>
@@ -1202,9 +1122,9 @@
               <w:right w:w="120" w:type="dxa"/>
             </w:tcMar>
           </w:tcPr>
-          <w:p ns2:paraId="274456BA" ns2:textId="77777777">
-            <w:r>
-              <w:t xml:space="preserve">image_path</w:t>
+          <w:p>
+            <w:r>
+              <w:t>image_path</w:t>
             </w:r>
           </w:p>
         </w:tc>
@@ -1225,9 +1145,9 @@
               <w:right w:w="120" w:type="dxa"/>
             </w:tcMar>
           </w:tcPr>
-          <w:p ns2:paraId="03BFE475" ns2:textId="77777777">
-            <w:r>
-              <w:t xml:space="preserve">str</w:t>
+          <w:p>
+            <w:r>
+              <w:t>str</w:t>
             </w:r>
           </w:p>
         </w:tc>
@@ -1248,9 +1168,9 @@
               <w:right w:w="120" w:type="dxa"/>
             </w:tcMar>
           </w:tcPr>
-          <w:p ns2:paraId="73AC0988" ns2:textId="77777777">
-            <w:r>
-              <w:t xml:space="preserve">Ruta a la imagen en disco compartido (modo inline); extensiones .jpg/.jpeg/.png/.bmp/.tif/.tiff</w:t>
+          <w:p>
+            <w:r>
+              <w:t>Ruta a la imagen en disco compartido (modo inline); extensiones .jpg/.jpeg/.png/.bmp/.tif/.tiff</w:t>
             </w:r>
           </w:p>
         </w:tc>
@@ -1271,9 +1191,9 @@
               <w:right w:w="120" w:type="dxa"/>
             </w:tcMar>
           </w:tcPr>
-          <w:p ns2:paraId="29F6ACFB" ns2:textId="77777777">
-            <w:r>
-              <w:t xml:space="preserve">Uno de image_base64 / image_path</w:t>
+          <w:p>
+            <w:r>
+              <w:t>Uno de image_base64 / image_path</w:t>
             </w:r>
           </w:p>
         </w:tc>
@@ -1294,14 +1214,14 @@
               <w:right w:w="120" w:type="dxa"/>
             </w:tcMar>
           </w:tcPr>
-          <w:p ns2:paraId="7756D559" ns2:textId="77777777">
-            <w:r>
-              <w:t xml:space="preserve">-</w:t>
+          <w:p>
+            <w:r>
+              <w:t>-</w:t>
             </w:r>
           </w:p>
         </w:tc>
       </w:tr>
-      <w:tr ns2:paraId="5943B210" ns2:textId="77777777">
+      <w:tr>
         <w:tc>
           <w:tcPr>
             <w:tcW w:w="2167" w:type="dxa"/>
@@ -1319,9 +1239,9 @@
               <w:right w:w="120" w:type="dxa"/>
             </w:tcMar>
           </w:tcPr>
-          <w:p ns2:paraId="274456BA" ns2:textId="77777777">
-            <w:r>
-              <w:t xml:space="preserve">det_conf_thresh</w:t>
+          <w:p>
+            <w:r>
+              <w:t>det_conf_thresh</w:t>
             </w:r>
           </w:p>
         </w:tc>
@@ -1342,9 +1262,9 @@
               <w:right w:w="120" w:type="dxa"/>
             </w:tcMar>
           </w:tcPr>
-          <w:p ns2:paraId="03BFE475" ns2:textId="77777777">
-            <w:r>
-              <w:t xml:space="preserve">float</w:t>
+          <w:p>
+            <w:r>
+              <w:t>float</w:t>
             </w:r>
           </w:p>
         </w:tc>
@@ -1365,9 +1285,9 @@
               <w:right w:w="120" w:type="dxa"/>
             </w:tcMar>
           </w:tcPr>
-          <w:p ns2:paraId="73AC0988" ns2:textId="77777777">
-            <w:r>
-              <w:t xml:space="preserve">Confianza mínima del detector YOLO para conservar una caja</w:t>
+          <w:p>
+            <w:r>
+              <w:t>Confianza mínima del detector YOLO para conservar una caja</w:t>
             </w:r>
           </w:p>
         </w:tc>
@@ -1388,9 +1308,9 @@
               <w:right w:w="120" w:type="dxa"/>
             </w:tcMar>
           </w:tcPr>
-          <w:p ns2:paraId="29F6ACFB" ns2:textId="77777777">
-            <w:r>
-              <w:t xml:space="preserve">No</w:t>
+          <w:p>
+            <w:r>
+              <w:t>No</w:t>
             </w:r>
           </w:p>
         </w:tc>
@@ -1411,14 +1331,14 @@
               <w:right w:w="120" w:type="dxa"/>
             </w:tcMar>
           </w:tcPr>
-          <w:p ns2:paraId="7756D559" ns2:textId="77777777">
-            <w:r>
-              <w:t xml:space="preserve">0.2</w:t>
+          <w:p>
+            <w:r>
+              <w:t>0.2</w:t>
             </w:r>
           </w:p>
         </w:tc>
       </w:tr>
-      <w:tr ns2:paraId="5943B210" ns2:textId="77777777">
+      <w:tr>
         <w:tc>
           <w:tcPr>
             <w:tcW w:w="2167" w:type="dxa"/>
@@ -1436,9 +1356,9 @@
               <w:right w:w="120" w:type="dxa"/>
             </w:tcMar>
           </w:tcPr>
-          <w:p ns2:paraId="274456BA" ns2:textId="77777777">
-            <w:r>
-              <w:t xml:space="preserve">cls_conf_thresh</w:t>
+          <w:p>
+            <w:r>
+              <w:t>cls_conf_thresh</w:t>
             </w:r>
           </w:p>
         </w:tc>
@@ -1459,9 +1379,9 @@
               <w:right w:w="120" w:type="dxa"/>
             </w:tcMar>
           </w:tcPr>
-          <w:p ns2:paraId="03BFE475" ns2:textId="77777777">
-            <w:r>
-              <w:t xml:space="preserve">float</w:t>
+          <w:p>
+            <w:r>
+              <w:t>float</w:t>
             </w:r>
           </w:p>
         </w:tc>
@@ -1482,9 +1402,9 @@
               <w:right w:w="120" w:type="dxa"/>
             </w:tcMar>
           </w:tcPr>
-          <w:p ns2:paraId="73AC0988" ns2:textId="77777777">
-            <w:r>
-              <w:t xml:space="preserve">Confianza mínima del clasificador MobileNetV3 para aceptar la especie</w:t>
+          <w:p>
+            <w:r>
+              <w:t>Confianza mínima del clasificador MobileNetV3 para aceptar la especie</w:t>
             </w:r>
           </w:p>
         </w:tc>
@@ -1505,9 +1425,9 @@
               <w:right w:w="120" w:type="dxa"/>
             </w:tcMar>
           </w:tcPr>
-          <w:p ns2:paraId="29F6ACFB" ns2:textId="77777777">
-            <w:r>
-              <w:t xml:space="preserve">No</w:t>
+          <w:p>
+            <w:r>
+              <w:t>No</w:t>
             </w:r>
           </w:p>
         </w:tc>
@@ -1528,14 +1448,14 @@
               <w:right w:w="120" w:type="dxa"/>
             </w:tcMar>
           </w:tcPr>
-          <w:p ns2:paraId="7756D559" ns2:textId="77777777">
-            <w:r>
-              <w:t xml:space="preserve">0.5</w:t>
+          <w:p>
+            <w:r>
+              <w:t>0.5</w:t>
             </w:r>
           </w:p>
         </w:tc>
       </w:tr>
-      <w:tr ns2:paraId="5943B210" ns2:textId="77777777">
+      <w:tr>
         <w:tc>
           <w:tcPr>
             <w:tcW w:w="2167" w:type="dxa"/>
@@ -1553,9 +1473,9 @@
               <w:right w:w="120" w:type="dxa"/>
             </w:tcMar>
           </w:tcPr>
-          <w:p ns2:paraId="274456BA" ns2:textId="77777777">
-            <w:r>
-              <w:t xml:space="preserve">data_path</w:t>
+          <w:p>
+            <w:r>
+              <w:t>data_path</w:t>
             </w:r>
           </w:p>
         </w:tc>
@@ -1576,9 +1496,9 @@
               <w:right w:w="120" w:type="dxa"/>
             </w:tcMar>
           </w:tcPr>
-          <w:p ns2:paraId="03BFE475" ns2:textId="77777777">
-            <w:r>
-              <w:t xml:space="preserve">str</w:t>
+          <w:p>
+            <w:r>
+              <w:t>str</w:t>
             </w:r>
           </w:p>
         </w:tc>
@@ -1599,9 +1519,9 @@
               <w:right w:w="120" w:type="dxa"/>
             </w:tcMar>
           </w:tcPr>
-          <w:p ns2:paraId="73AC0988" ns2:textId="77777777">
-            <w:r>
-              <w:t xml:space="preserve">Modo batch: ruta a CSV (columna image_path), ZIP o directorio de imágenes; admite prefijo s3://</w:t>
+          <w:p>
+            <w:r>
+              <w:t>Modo batch: ruta a CSV (columna image_path), ZIP o directorio de imágenes; admite prefijo s3://</w:t>
             </w:r>
           </w:p>
         </w:tc>
@@ -1622,9 +1542,9 @@
               <w:right w:w="120" w:type="dxa"/>
             </w:tcMar>
           </w:tcPr>
-          <w:p ns2:paraId="29F6ACFB" ns2:textId="77777777">
-            <w:r>
-              <w:t xml:space="preserve">Sí (modo batch)</w:t>
+          <w:p>
+            <w:r>
+              <w:t>Sí (modo batch)</w:t>
             </w:r>
           </w:p>
         </w:tc>
@@ -1645,14 +1565,14 @@
               <w:right w:w="120" w:type="dxa"/>
             </w:tcMar>
           </w:tcPr>
-          <w:p ns2:paraId="7756D559" ns2:textId="77777777">
-            <w:r>
-              <w:t xml:space="preserve">-</w:t>
+          <w:p>
+            <w:r>
+              <w:t>-</w:t>
             </w:r>
           </w:p>
         </w:tc>
       </w:tr>
-      <w:tr ns2:paraId="5943B210" ns2:textId="77777777">
+      <w:tr>
         <w:tc>
           <w:tcPr>
             <w:tcW w:w="2167" w:type="dxa"/>
@@ -1670,9 +1590,9 @@
               <w:right w:w="120" w:type="dxa"/>
             </w:tcMar>
           </w:tcPr>
-          <w:p ns2:paraId="274456BA" ns2:textId="77777777">
-            <w:r>
-              <w:t xml:space="preserve">mlflow_run_id</w:t>
+          <w:p>
+            <w:r>
+              <w:t>mlflow_run_id</w:t>
             </w:r>
           </w:p>
         </w:tc>
@@ -1693,9 +1613,9 @@
               <w:right w:w="120" w:type="dxa"/>
             </w:tcMar>
           </w:tcPr>
-          <w:p ns2:paraId="03BFE475" ns2:textId="77777777">
-            <w:r>
-              <w:t xml:space="preserve">str</w:t>
+          <w:p>
+            <w:r>
+              <w:t>str</w:t>
             </w:r>
           </w:p>
         </w:tc>
@@ -1716,9 +1636,9 @@
               <w:right w:w="120" w:type="dxa"/>
             </w:tcMar>
           </w:tcPr>
-          <w:p ns2:paraId="73AC0988" ns2:textId="77777777">
-            <w:r>
-              <w:t xml:space="preserve">Si se indica, carga un clasificador MobileNetV3 reentrenado por el usuario desde MLflow en lugar del clasificador fijo</w:t>
+          <w:p>
+            <w:r>
+              <w:t>Si se indica, carga un clasificador MobileNetV3 reentrenado por el usuario desde MLflow en lugar del clasificador fijo</w:t>
             </w:r>
           </w:p>
         </w:tc>
@@ -1739,9 +1659,9 @@
               <w:right w:w="120" w:type="dxa"/>
             </w:tcMar>
           </w:tcPr>
-          <w:p ns2:paraId="29F6ACFB" ns2:textId="77777777">
-            <w:r>
-              <w:t xml:space="preserve">No</w:t>
+          <w:p>
+            <w:r>
+              <w:t>No</w:t>
             </w:r>
           </w:p>
         </w:tc>
@@ -1762,20 +1682,20 @@
               <w:right w:w="120" w:type="dxa"/>
             </w:tcMar>
           </w:tcPr>
-          <w:p ns2:paraId="7756D559" ns2:textId="77777777">
-            <w:r>
-              <w:t xml:space="preserve">""</w:t>
+          <w:p>
+            <w:r>
+              <w:t>""</w:t>
             </w:r>
           </w:p>
         </w:tc>
       </w:tr>
     </w:tbl>
-    <w:p ns2:paraId="2301E228" ns2:textId="43111ADC">
+    <w:p>
       <w:pPr>
-        <w:pStyle w:val="Descripcin"/>
+        <w:pStyle w:val="Caption"/>
         <w:jc w:val="center"/>
       </w:pPr>
-      <w:bookmarkStart w:id="9" w:name="_Toc233977641"/>
+      <w:bookmarkStart w:id="4" w:name="_Toc233977641"/>
       <w:r>
         <w:t xml:space="preserve">Tabla </w:t>
       </w:r>
@@ -1790,18 +1710,18 @@
       <w:r>
         <w:t xml:space="preserve"> Campos de entrada (inputs)</w:t>
       </w:r>
-      <w:bookmarkEnd w:id="9"/>
+      <w:bookmarkEnd w:id="4"/>
     </w:p>
-    <w:p ns2:paraId="1A4DD035" ns2:textId="77777777">
+    <w:p>
       <w:pPr>
-        <w:pStyle w:val="Ttulo1"/>
+        <w:pStyle w:val="Heading1"/>
         <w:jc w:val="left"/>
       </w:pPr>
-      <w:bookmarkStart w:id="10" w:name="_Toc233977725"/>
+      <w:bookmarkStart w:id="5" w:name="_Toc233977725"/>
       <w:r>
         <w:t>3. Campos de salida (outputs)</w:t>
       </w:r>
-      <w:bookmarkEnd w:id="10"/>
+      <w:bookmarkEnd w:id="5"/>
     </w:p>
     <w:tbl>
       <w:tblPr>
@@ -1825,7 +1745,7 @@
         <w:gridCol w:w="1760"/>
         <w:gridCol w:w="1800"/>
       </w:tblGrid>
-      <w:tr ns2:paraId="74C19D16" ns2:textId="77777777">
+      <w:tr>
         <w:trPr>
           <w:tblHeader/>
         </w:trPr>
@@ -1846,7 +1766,7 @@
               <w:right w:w="120" w:type="dxa"/>
             </w:tcMar>
           </w:tcPr>
-          <w:p ns2:paraId="36393328" ns2:textId="77777777">
+          <w:p>
             <w:r>
               <w:rPr>
                 <w:b/>
@@ -1876,7 +1796,7 @@
               <w:right w:w="120" w:type="dxa"/>
             </w:tcMar>
           </w:tcPr>
-          <w:p ns2:paraId="4B6C5E52" ns2:textId="77777777">
+          <w:p>
             <w:r>
               <w:rPr>
                 <w:b/>
@@ -1906,7 +1826,7 @@
               <w:right w:w="120" w:type="dxa"/>
             </w:tcMar>
           </w:tcPr>
-          <w:p ns2:paraId="176B52FF" ns2:textId="77777777">
+          <w:p>
             <w:r>
               <w:rPr>
                 <w:b/>
@@ -1936,7 +1856,7 @@
               <w:right w:w="120" w:type="dxa"/>
             </w:tcMar>
           </w:tcPr>
-          <w:p ns2:paraId="0B5BC6FF" ns2:textId="77777777">
+          <w:p>
             <w:r>
               <w:rPr>
                 <w:b/>
@@ -1966,7 +1886,7 @@
               <w:right w:w="120" w:type="dxa"/>
             </w:tcMar>
           </w:tcPr>
-          <w:p ns2:paraId="5AEDED9E" ns2:textId="77777777">
+          <w:p>
             <w:r>
               <w:rPr>
                 <w:b/>
@@ -1980,7 +1900,7 @@
           </w:p>
         </w:tc>
       </w:tr>
-      <w:tr ns2:paraId="4B6C9425" ns2:textId="77777777">
+      <w:tr>
         <w:tc>
           <w:tcPr>
             <w:tcW w:w="2200" w:type="dxa"/>
@@ -1998,9 +1918,9 @@
               <w:right w:w="120" w:type="dxa"/>
             </w:tcMar>
           </w:tcPr>
-          <w:p ns2:paraId="4132C6A4" ns2:textId="77777777">
-            <w:r>
-              <w:t xml:space="preserve">prediction</w:t>
+          <w:p>
+            <w:r>
+              <w:t>prediction</w:t>
             </w:r>
           </w:p>
         </w:tc>
@@ -2021,9 +1941,9 @@
               <w:right w:w="120" w:type="dxa"/>
             </w:tcMar>
           </w:tcPr>
-          <w:p ns2:paraId="53FB4F47" ns2:textId="77777777">
-            <w:r>
-              <w:t xml:space="preserve">str</w:t>
+          <w:p>
+            <w:r>
+              <w:t>str</w:t>
             </w:r>
           </w:p>
         </w:tc>
@@ -2044,9 +1964,9 @@
               <w:right w:w="120" w:type="dxa"/>
             </w:tcMar>
           </w:tcPr>
-          <w:p ns2:paraId="6B1D3E7E" ns2:textId="77777777">
-            <w:r>
-              <w:t xml:space="preserve">Especie dominante del frame (mayor confianza de clasificación)</w:t>
+          <w:p>
+            <w:r>
+              <w:t>Especie dominante del frame (mayor confianza de clasificación)</w:t>
             </w:r>
           </w:p>
         </w:tc>
@@ -2067,9 +1987,17 @@
               <w:right w:w="120" w:type="dxa"/>
             </w:tcMar>
           </w:tcPr>
-          <w:p ns2:paraId="5BF35099" ns2:textId="77777777">
-            <w:r>
-              <w:t xml:space="preserve">fly | mos | tick | no_vectors</w:t>
+          <w:p>
+            <w:pPr>
+              <w:rPr>
+                <w:lang w:val="en-US"/>
+              </w:rPr>
+            </w:pPr>
+            <w:r>
+              <w:rPr>
+                <w:lang w:val="en-US"/>
+              </w:rPr>
+              <w:t>fly | mos | tick | no_vectors</w:t>
             </w:r>
           </w:p>
         </w:tc>
@@ -2090,14 +2018,14 @@
               <w:right w:w="120" w:type="dxa"/>
             </w:tcMar>
           </w:tcPr>
-          <w:p ns2:paraId="2067DBEB" ns2:textId="77777777">
-            <w:r>
-              <w:t xml:space="preserve">no_vectors indica que no se aceptó ninguna detección por encima de los umbrales</w:t>
+          <w:p>
+            <w:r>
+              <w:t>no_vectors indica que no se aceptó ninguna detección por encima de los umbrales</w:t>
             </w:r>
           </w:p>
         </w:tc>
       </w:tr>
-      <w:tr ns2:paraId="4B6C9425" ns2:textId="77777777">
+      <w:tr>
         <w:tc>
           <w:tcPr>
             <w:tcW w:w="2200" w:type="dxa"/>
@@ -2115,9 +2043,10 @@
               <w:right w:w="120" w:type="dxa"/>
             </w:tcMar>
           </w:tcPr>
-          <w:p ns2:paraId="4132C6A4" ns2:textId="77777777">
-            <w:r>
-              <w:t xml:space="preserve">confidence</w:t>
+          <w:p>
+            <w:r>
+              <w:lastRenderedPageBreak/>
+              <w:t>confidence</w:t>
             </w:r>
           </w:p>
         </w:tc>
@@ -2138,9 +2067,9 @@
               <w:right w:w="120" w:type="dxa"/>
             </w:tcMar>
           </w:tcPr>
-          <w:p ns2:paraId="53FB4F47" ns2:textId="77777777">
-            <w:r>
-              <w:t xml:space="preserve">float</w:t>
+          <w:p>
+            <w:r>
+              <w:t>float</w:t>
             </w:r>
           </w:p>
         </w:tc>
@@ -2161,9 +2090,9 @@
               <w:right w:w="120" w:type="dxa"/>
             </w:tcMar>
           </w:tcPr>
-          <w:p ns2:paraId="6B1D3E7E" ns2:textId="77777777">
-            <w:r>
-              <w:t xml:space="preserve">Confianza de clasificación de la detección dominante</w:t>
+          <w:p>
+            <w:r>
+              <w:t>Confianza de clasificación de la detección dominante</w:t>
             </w:r>
           </w:p>
         </w:tc>
@@ -2184,9 +2113,9 @@
               <w:right w:w="120" w:type="dxa"/>
             </w:tcMar>
           </w:tcPr>
-          <w:p ns2:paraId="5BF35099" ns2:textId="77777777">
-            <w:r>
-              <w:t xml:space="preserve">0-1</w:t>
+          <w:p>
+            <w:r>
+              <w:t>0-1</w:t>
             </w:r>
           </w:p>
         </w:tc>
@@ -2207,14 +2136,14 @@
               <w:right w:w="120" w:type="dxa"/>
             </w:tcMar>
           </w:tcPr>
-          <w:p ns2:paraId="2067DBEB" ns2:textId="77777777">
-            <w:r>
-              <w:t xml:space="preserve">confianza de la especie asignada al vector dominante; 0.0 si no hay detecciones</w:t>
+          <w:p>
+            <w:r>
+              <w:t>confianza de la especie asignada al vector dominante; 0.0 si no hay detecciones</w:t>
             </w:r>
           </w:p>
         </w:tc>
       </w:tr>
-      <w:tr ns2:paraId="4B6C9425" ns2:textId="77777777">
+      <w:tr>
         <w:tc>
           <w:tcPr>
             <w:tcW w:w="2200" w:type="dxa"/>
@@ -2232,9 +2161,9 @@
               <w:right w:w="120" w:type="dxa"/>
             </w:tcMar>
           </w:tcPr>
-          <w:p ns2:paraId="4132C6A4" ns2:textId="77777777">
-            <w:r>
-              <w:t xml:space="preserve">vectors_count</w:t>
+          <w:p>
+            <w:r>
+              <w:t>vectors_count</w:t>
             </w:r>
           </w:p>
         </w:tc>
@@ -2255,9 +2184,9 @@
               <w:right w:w="120" w:type="dxa"/>
             </w:tcMar>
           </w:tcPr>
-          <w:p ns2:paraId="53FB4F47" ns2:textId="77777777">
-            <w:r>
-              <w:t xml:space="preserve">int</w:t>
+          <w:p>
+            <w:r>
+              <w:t>int</w:t>
             </w:r>
           </w:p>
         </w:tc>
@@ -2278,9 +2207,9 @@
               <w:right w:w="120" w:type="dxa"/>
             </w:tcMar>
           </w:tcPr>
-          <w:p ns2:paraId="6B1D3E7E" ns2:textId="77777777">
-            <w:r>
-              <w:t xml:space="preserve">Número total de vectores detectados y clasificados que superan ambos umbrales</w:t>
+          <w:p>
+            <w:r>
+              <w:t>Número total de vectores detectados y clasificados que superan ambos umbrales</w:t>
             </w:r>
           </w:p>
         </w:tc>
@@ -2301,9 +2230,9 @@
               <w:right w:w="120" w:type="dxa"/>
             </w:tcMar>
           </w:tcPr>
-          <w:p ns2:paraId="5BF35099" ns2:textId="77777777">
-            <w:r>
-              <w:t xml:space="preserve">≥ 0</w:t>
+          <w:p>
+            <w:r>
+              <w:t>≥ 0</w:t>
             </w:r>
           </w:p>
         </w:tc>
@@ -2324,14 +2253,14 @@
               <w:right w:w="120" w:type="dxa"/>
             </w:tcMar>
           </w:tcPr>
-          <w:p ns2:paraId="2067DBEB" ns2:textId="77777777">
-            <w:r>
-              <w:t xml:space="preserve">0 significa imagen sin vectores aceptados</w:t>
+          <w:p>
+            <w:r>
+              <w:t>0 significa imagen sin vectores aceptados</w:t>
             </w:r>
           </w:p>
         </w:tc>
       </w:tr>
-      <w:tr ns2:paraId="4B6C9425" ns2:textId="77777777">
+      <w:tr>
         <w:tc>
           <w:tcPr>
             <w:tcW w:w="2200" w:type="dxa"/>
@@ -2349,9 +2278,9 @@
               <w:right w:w="120" w:type="dxa"/>
             </w:tcMar>
           </w:tcPr>
-          <w:p ns2:paraId="4132C6A4" ns2:textId="77777777">
-            <w:r>
-              <w:t xml:space="preserve">detections</w:t>
+          <w:p>
+            <w:r>
+              <w:t>detections</w:t>
             </w:r>
           </w:p>
         </w:tc>
@@ -2372,9 +2301,9 @@
               <w:right w:w="120" w:type="dxa"/>
             </w:tcMar>
           </w:tcPr>
-          <w:p ns2:paraId="53FB4F47" ns2:textId="77777777">
-            <w:r>
-              <w:t xml:space="preserve">list</w:t>
+          <w:p>
+            <w:r>
+              <w:t>list</w:t>
             </w:r>
           </w:p>
         </w:tc>
@@ -2395,9 +2324,9 @@
               <w:right w:w="120" w:type="dxa"/>
             </w:tcMar>
           </w:tcPr>
-          <w:p ns2:paraId="6B1D3E7E" ns2:textId="77777777">
-            <w:r>
-              <w:t xml:space="preserve">Lista por detección con species, det_conf, cls_conf y bbox (x1,y1,x2,y2)</w:t>
+          <w:p>
+            <w:r>
+              <w:t>Lista por detección con species, det_conf, cls_conf y bbox (x1,y1,x2,y2)</w:t>
             </w:r>
           </w:p>
         </w:tc>
@@ -2418,9 +2347,9 @@
               <w:right w:w="120" w:type="dxa"/>
             </w:tcMar>
           </w:tcPr>
-          <w:p ns2:paraId="5BF35099" ns2:textId="77777777">
-            <w:r>
-              <w:t xml:space="preserve">0..N objetos</w:t>
+          <w:p>
+            <w:r>
+              <w:t>0..N objetos</w:t>
             </w:r>
           </w:p>
         </w:tc>
@@ -2441,14 +2370,14 @@
               <w:right w:w="120" w:type="dxa"/>
             </w:tcMar>
           </w:tcPr>
-          <w:p ns2:paraId="2067DBEB" ns2:textId="77777777">
-            <w:r>
-              <w:t xml:space="preserve">detalle por caja para revisión o anotación de la imagen</w:t>
+          <w:p>
+            <w:r>
+              <w:t>detalle por caja para revisión o anotación de la imagen</w:t>
             </w:r>
           </w:p>
         </w:tc>
       </w:tr>
-      <w:tr ns2:paraId="4B6C9425" ns2:textId="77777777">
+      <w:tr>
         <w:tc>
           <w:tcPr>
             <w:tcW w:w="2200" w:type="dxa"/>
@@ -2466,9 +2395,9 @@
               <w:right w:w="120" w:type="dxa"/>
             </w:tcMar>
           </w:tcPr>
-          <w:p ns2:paraId="4132C6A4" ns2:textId="77777777">
-            <w:r>
-              <w:t xml:space="preserve">species_summary</w:t>
+          <w:p>
+            <w:r>
+              <w:t>species_summary</w:t>
             </w:r>
           </w:p>
         </w:tc>
@@ -2489,9 +2418,9 @@
               <w:right w:w="120" w:type="dxa"/>
             </w:tcMar>
           </w:tcPr>
-          <w:p ns2:paraId="53FB4F47" ns2:textId="77777777">
-            <w:r>
-              <w:t xml:space="preserve">dict</w:t>
+          <w:p>
+            <w:r>
+              <w:t>dict</w:t>
             </w:r>
           </w:p>
         </w:tc>
@@ -2512,9 +2441,9 @@
               <w:right w:w="120" w:type="dxa"/>
             </w:tcMar>
           </w:tcPr>
-          <w:p ns2:paraId="6B1D3E7E" ns2:textId="77777777">
-            <w:r>
-              <w:t xml:space="preserve">Recuento de detecciones agrupadas por especie</w:t>
+          <w:p>
+            <w:r>
+              <w:t>Recuento de detecciones agrupadas por especie</w:t>
             </w:r>
           </w:p>
         </w:tc>
@@ -2535,9 +2464,9 @@
               <w:right w:w="120" w:type="dxa"/>
             </w:tcMar>
           </w:tcPr>
-          <w:p ns2:paraId="5BF35099" ns2:textId="77777777">
-            <w:r>
-              <w:t xml:space="preserve">{especie: conteo}</w:t>
+          <w:p>
+            <w:r>
+              <w:t>{especie: conteo}</w:t>
             </w:r>
           </w:p>
         </w:tc>
@@ -2558,20 +2487,20 @@
               <w:right w:w="120" w:type="dxa"/>
             </w:tcMar>
           </w:tcPr>
-          <w:p ns2:paraId="2067DBEB" ns2:textId="77777777">
-            <w:r>
-              <w:t xml:space="preserve">reparto de vectores por tipo en la imagen</w:t>
+          <w:p>
+            <w:r>
+              <w:t>reparto de vectores por tipo en la imagen</w:t>
             </w:r>
           </w:p>
         </w:tc>
       </w:tr>
     </w:tbl>
-    <w:p ns2:paraId="3CB96C1C" ns2:textId="58E5926D">
+    <w:p>
       <w:pPr>
-        <w:pStyle w:val="Descripcin"/>
+        <w:pStyle w:val="Caption"/>
         <w:jc w:val="center"/>
       </w:pPr>
-      <w:bookmarkStart w:id="11" w:name="_Toc233977642"/>
+      <w:bookmarkStart w:id="6" w:name="_Toc233977642"/>
       <w:r>
         <w:t xml:space="preserve">Tabla </w:t>
       </w:r>
@@ -2586,18 +2515,18 @@
       <w:r>
         <w:t xml:space="preserve"> Campos de salida (outputs)</w:t>
       </w:r>
-      <w:bookmarkEnd w:id="11"/>
+      <w:bookmarkEnd w:id="6"/>
     </w:p>
-    <w:p ns2:paraId="30754C35" ns2:textId="77777777">
+    <w:p>
       <w:pPr>
-        <w:pStyle w:val="Ttulo1"/>
+        <w:pStyle w:val="Heading1"/>
         <w:jc w:val="left"/>
       </w:pPr>
-      <w:bookmarkStart w:id="12" w:name="_Toc233977726"/>
+      <w:bookmarkStart w:id="7" w:name="_Toc233977726"/>
       <w:r>
         <w:t>4. Métricas de evaluación</w:t>
       </w:r>
-      <w:bookmarkEnd w:id="12"/>
+      <w:bookmarkEnd w:id="7"/>
     </w:p>
     <w:tbl>
       <w:tblPr>
@@ -2619,7 +2548,7 @@
         <w:gridCol w:w="2340"/>
         <w:gridCol w:w="2340"/>
       </w:tblGrid>
-      <w:tr ns2:paraId="663A768A" ns2:textId="77777777">
+      <w:tr>
         <w:trPr>
           <w:tblHeader/>
         </w:trPr>
@@ -2640,7 +2569,7 @@
               <w:right w:w="120" w:type="dxa"/>
             </w:tcMar>
           </w:tcPr>
-          <w:p ns2:paraId="1EF96586" ns2:textId="77777777">
+          <w:p>
             <w:r>
               <w:rPr>
                 <w:b/>
@@ -2670,7 +2599,7 @@
               <w:right w:w="120" w:type="dxa"/>
             </w:tcMar>
           </w:tcPr>
-          <w:p ns2:paraId="60B8781B" ns2:textId="77777777">
+          <w:p>
             <w:r>
               <w:rPr>
                 <w:b/>
@@ -2700,7 +2629,7 @@
               <w:right w:w="120" w:type="dxa"/>
             </w:tcMar>
           </w:tcPr>
-          <w:p ns2:paraId="1FE48704" ns2:textId="77777777">
+          <w:p>
             <w:r>
               <w:rPr>
                 <w:b/>
@@ -2730,7 +2659,7 @@
               <w:right w:w="120" w:type="dxa"/>
             </w:tcMar>
           </w:tcPr>
-          <w:p ns2:paraId="1D1C6AD0" ns2:textId="77777777">
+          <w:p>
             <w:r>
               <w:rPr>
                 <w:b/>
@@ -2744,7 +2673,7 @@
           </w:p>
         </w:tc>
       </w:tr>
-      <w:tr ns2:paraId="66471EDA" ns2:textId="77777777">
+      <w:tr>
         <w:tc>
           <w:tcPr>
             <w:tcW w:w="2340" w:type="dxa"/>
@@ -2762,9 +2691,9 @@
               <w:right w:w="120" w:type="dxa"/>
             </w:tcMar>
           </w:tcPr>
-          <w:p ns2:paraId="631A7871" ns2:textId="77777777">
-            <w:r>
-              <w:t xml:space="preserve">mAP50 (detección, YOLOv8n)</w:t>
+          <w:p>
+            <w:r>
+              <w:t>mAP50 (detección, YOLOv8n)</w:t>
             </w:r>
           </w:p>
         </w:tc>
@@ -2785,9 +2714,9 @@
               <w:right w:w="120" w:type="dxa"/>
             </w:tcMar>
           </w:tcPr>
-          <w:p ns2:paraId="098B665D" ns2:textId="77777777">
-            <w:r>
-              <w:t xml:space="preserve">0.790</w:t>
+          <w:p>
+            <w:r>
+              <w:t>0.790</w:t>
             </w:r>
           </w:p>
         </w:tc>
@@ -2808,9 +2737,9 @@
               <w:right w:w="120" w:type="dxa"/>
             </w:tcMar>
           </w:tcPr>
-          <w:p ns2:paraId="43E2B30F" ns2:textId="77777777">
-            <w:r>
-              <w:t xml:space="preserve">Precisión media promedio a IoU 0.5 sobre el conjunto de test de detección (objetivo declarado &gt; 0.7)</w:t>
+          <w:p>
+            <w:r>
+              <w:t>Precisión media promedio a IoU 0.5 sobre el conjunto de test de detección (objetivo declarado &gt; 0.7)</w:t>
             </w:r>
           </w:p>
         </w:tc>
@@ -2831,14 +2760,14 @@
               <w:right w:w="120" w:type="dxa"/>
             </w:tcMar>
           </w:tcPr>
-          <w:p ns2:paraId="6AFC25E8" ns2:textId="77777777">
-            <w:r>
-              <w:t xml:space="preserve">el detector localiza correctamente la mayoría de los vectores presentes en la imagen</w:t>
+          <w:p>
+            <w:r>
+              <w:t>el detector localiza correctamente la mayoría de los vectores presentes en la imagen</w:t>
             </w:r>
           </w:p>
         </w:tc>
       </w:tr>
-      <w:tr ns2:paraId="66471EDA" ns2:textId="77777777">
+      <w:tr>
         <w:tc>
           <w:tcPr>
             <w:tcW w:w="2340" w:type="dxa"/>
@@ -2856,9 +2785,9 @@
               <w:right w:w="120" w:type="dxa"/>
             </w:tcMar>
           </w:tcPr>
-          <w:p ns2:paraId="631A7871" ns2:textId="77777777">
-            <w:r>
-              <w:t xml:space="preserve">Recall (detección, YOLOv8n)</w:t>
+          <w:p>
+            <w:r>
+              <w:t>Recall (detección, YOLOv8n)</w:t>
             </w:r>
           </w:p>
         </w:tc>
@@ -2879,9 +2808,9 @@
               <w:right w:w="120" w:type="dxa"/>
             </w:tcMar>
           </w:tcPr>
-          <w:p ns2:paraId="098B665D" ns2:textId="77777777">
-            <w:r>
-              <w:t xml:space="preserve">0.710</w:t>
+          <w:p>
+            <w:r>
+              <w:t>0.710</w:t>
             </w:r>
           </w:p>
         </w:tc>
@@ -2902,9 +2831,13 @@
               <w:right w:w="120" w:type="dxa"/>
             </w:tcMar>
           </w:tcPr>
-          <w:p ns2:paraId="43E2B30F" ns2:textId="77777777">
-            <w:r>
-              <w:t xml:space="preserve">Sensibilidad de localización sobre el test de detección (objetivo declarado &gt; 0.65)</w:t>
+          <w:p>
+            <w:r>
+              <w:t xml:space="preserve">Sensibilidad de localización sobre el test de detección </w:t>
+            </w:r>
+            <w:r>
+              <w:lastRenderedPageBreak/>
+              <w:t>(objetivo declarado &gt; 0.65)</w:t>
             </w:r>
           </w:p>
         </w:tc>
@@ -2925,14 +2858,19 @@
               <w:right w:w="120" w:type="dxa"/>
             </w:tcMar>
           </w:tcPr>
-          <w:p ns2:paraId="6AFC25E8" ns2:textId="77777777">
-            <w:r>
-              <w:t xml:space="preserve">se detecta ~71% de los vectores; ~29% se omiten, especialmente los que ocupan menos del 10% de la imagen</w:t>
+          <w:p>
+            <w:r>
+              <w:lastRenderedPageBreak/>
+              <w:t xml:space="preserve">se detecta ~71% de los vectores; ~29% se omiten, </w:t>
+            </w:r>
+            <w:r>
+              <w:lastRenderedPageBreak/>
+              <w:t>especialmente los que ocupan menos del 10% de la imagen</w:t>
             </w:r>
           </w:p>
         </w:tc>
       </w:tr>
-      <w:tr ns2:paraId="66471EDA" ns2:textId="77777777">
+      <w:tr>
         <w:tc>
           <w:tcPr>
             <w:tcW w:w="2340" w:type="dxa"/>
@@ -2950,9 +2888,10 @@
               <w:right w:w="120" w:type="dxa"/>
             </w:tcMar>
           </w:tcPr>
-          <w:p ns2:paraId="631A7871" ns2:textId="77777777">
-            <w:r>
-              <w:t xml:space="preserve">Accuracy (clasificación, MobileNetV3)</w:t>
+          <w:p>
+            <w:r>
+              <w:lastRenderedPageBreak/>
+              <w:t>Accuracy (clasificación, MobileNetV3)</w:t>
             </w:r>
           </w:p>
         </w:tc>
@@ -2973,9 +2912,9 @@
               <w:right w:w="120" w:type="dxa"/>
             </w:tcMar>
           </w:tcPr>
-          <w:p ns2:paraId="098B665D" ns2:textId="77777777">
-            <w:r>
-              <w:t xml:space="preserve">0.981</w:t>
+          <w:p>
+            <w:r>
+              <w:t>0.981</w:t>
             </w:r>
           </w:p>
         </w:tc>
@@ -2996,9 +2935,9 @@
               <w:right w:w="120" w:type="dxa"/>
             </w:tcMar>
           </w:tcPr>
-          <w:p ns2:paraId="43E2B30F" ns2:textId="77777777">
-            <w:r>
-              <w:t xml:space="preserve">Exactitud del clasificador de especie sobre su conjunto de test de crops (objetivo declarado &gt; 0.8)</w:t>
+          <w:p>
+            <w:r>
+              <w:t>Exactitud del clasificador de especie sobre su conjunto de test de crops (objetivo declarado &gt; 0.8)</w:t>
             </w:r>
           </w:p>
         </w:tc>
@@ -3019,20 +2958,20 @@
               <w:right w:w="120" w:type="dxa"/>
             </w:tcMar>
           </w:tcPr>
-          <w:p ns2:paraId="6AFC25E8" ns2:textId="77777777">
-            <w:r>
-              <w:t xml:space="preserve">una vez recortado el vector, el modelo acierta la especie en ~98 de cada 100 casos</w:t>
+          <w:p>
+            <w:r>
+              <w:t>una vez recortado el vector, el modelo acierta la especie en ~98 de cada 100 casos</w:t>
             </w:r>
           </w:p>
         </w:tc>
       </w:tr>
     </w:tbl>
-    <w:p ns2:paraId="1A7F9A77" ns2:textId="4488DBEE">
+    <w:p>
       <w:pPr>
-        <w:pStyle w:val="Descripcin"/>
+        <w:pStyle w:val="Caption"/>
         <w:jc w:val="center"/>
       </w:pPr>
-      <w:bookmarkStart w:id="13" w:name="_Toc233977643"/>
+      <w:bookmarkStart w:id="8" w:name="_Toc233977643"/>
       <w:r>
         <w:t xml:space="preserve">Tabla </w:t>
       </w:r>
@@ -3047,19 +2986,18 @@
       <w:r>
         <w:t xml:space="preserve"> Métricas de evaluación</w:t>
       </w:r>
-      <w:bookmarkEnd w:id="13"/>
+      <w:bookmarkEnd w:id="8"/>
     </w:p>
-    <w:p ns2:paraId="2C5581FA" ns2:textId="77777777">
+    <w:p>
       <w:pPr>
-        <w:pStyle w:val="Ttulo1"/>
+        <w:pStyle w:val="Heading1"/>
         <w:jc w:val="left"/>
       </w:pPr>
-      <w:bookmarkStart w:id="14" w:name="_Toc233977727"/>
+      <w:bookmarkStart w:id="9" w:name="_Toc233977727"/>
       <w:r>
-        <w:lastRenderedPageBreak/>
         <w:t>5. Limitaciones conocidas</w:t>
       </w:r>
-      <w:bookmarkEnd w:id="14"/>
+      <w:bookmarkEnd w:id="9"/>
     </w:p>
     <w:tbl>
       <w:tblPr>
@@ -3080,7 +3018,7 @@
         <w:gridCol w:w="3120"/>
         <w:gridCol w:w="6240"/>
       </w:tblGrid>
-      <w:tr ns2:paraId="5ACF6CCD" ns2:textId="77777777">
+      <w:tr>
         <w:trPr>
           <w:tblHeader/>
         </w:trPr>
@@ -3101,7 +3039,7 @@
               <w:right w:w="120" w:type="dxa"/>
             </w:tcMar>
           </w:tcPr>
-          <w:p ns2:paraId="676816E1" ns2:textId="77777777">
+          <w:p>
             <w:r>
               <w:rPr>
                 <w:b/>
@@ -3131,7 +3069,7 @@
               <w:right w:w="120" w:type="dxa"/>
             </w:tcMar>
           </w:tcPr>
-          <w:p ns2:paraId="1F42A562" ns2:textId="77777777">
+          <w:p>
             <w:r>
               <w:rPr>
                 <w:b/>
@@ -3145,7 +3083,7 @@
           </w:p>
         </w:tc>
       </w:tr>
-      <w:tr ns2:paraId="221304F4" ns2:textId="77777777">
+      <w:tr>
         <w:tc>
           <w:tcPr>
             <w:tcW w:w="3120" w:type="dxa"/>
@@ -3163,9 +3101,9 @@
               <w:right w:w="120" w:type="dxa"/>
             </w:tcMar>
           </w:tcPr>
-          <w:p ns2:paraId="26419EF2" ns2:textId="77777777">
-            <w:r>
-              <w:t xml:space="preserve">Sin evaluación end-to-end</w:t>
+          <w:p>
+            <w:r>
+              <w:t>Sin evaluación end-to-end</w:t>
             </w:r>
           </w:p>
         </w:tc>
@@ -3186,14 +3124,14 @@
               <w:right w:w="120" w:type="dxa"/>
             </w:tcMar>
           </w:tcPr>
-          <w:p ns2:paraId="3E7B7A63" ns2:textId="77777777">
-            <w:r>
-              <w:t xml:space="preserve">No existían imágenes públicas de vectores etiquetadas sobre ganado real, por lo que el detector y el clasificador se evaluaron por separado en sus propios splits de test. El pipeline completo detección+clasificación no se validó de forma exhaustiva; no hay golden dataset ni informe de verificación de integración para este modelo.</w:t>
+          <w:p>
+            <w:r>
+              <w:t>No existían imágenes públicas de vectores etiquetadas sobre ganado real, por lo que el detector y el clasificador se evaluaron por separado en sus propios splits de test. El pipeline completo detección+clasificación no se validó de forma exhaustiva; no hay golden dataset ni informe de verificación de integración para este modelo.</w:t>
             </w:r>
           </w:p>
         </w:tc>
       </w:tr>
-      <w:tr ns2:paraId="221304F4" ns2:textId="77777777">
+      <w:tr>
         <w:tc>
           <w:tcPr>
             <w:tcW w:w="3120" w:type="dxa"/>
@@ -3211,9 +3149,9 @@
               <w:right w:w="120" w:type="dxa"/>
             </w:tcMar>
           </w:tcPr>
-          <w:p ns2:paraId="26419EF2" ns2:textId="77777777">
-            <w:r>
-              <w:t xml:space="preserve">Brecha de dominio</w:t>
+          <w:p>
+            <w:r>
+              <w:t>Brecha de dominio</w:t>
             </w:r>
           </w:p>
         </w:tc>
@@ -3234,14 +3172,14 @@
               <w:right w:w="120" w:type="dxa"/>
             </w:tcMar>
           </w:tcPr>
-          <w:p ns2:paraId="3E7B7A63" ns2:textId="77777777">
-            <w:r>
-              <w:t xml:space="preserve">Los modelos se entrenaron con datasets de fondos controlados (neutros o vegetación), no sobre la piel/pelaje del ganado. Texturas del pelaje y variaciones cromáticas del animal pueden interpretarse como detecciones espurias al desplegar en campo.</w:t>
+          <w:p>
+            <w:r>
+              <w:t>Los modelos se entrenaron con datasets de fondos controlados (neutros o vegetación), no sobre la piel/pelaje del ganado. Texturas del pelaje y variaciones cromáticas del animal pueden interpretarse como detecciones espurias al desplegar en campo.</w:t>
             </w:r>
           </w:p>
         </w:tc>
       </w:tr>
-      <w:tr ns2:paraId="221304F4" ns2:textId="77777777">
+      <w:tr>
         <w:tc>
           <w:tcPr>
             <w:tcW w:w="3120" w:type="dxa"/>
@@ -3259,9 +3197,9 @@
               <w:right w:w="120" w:type="dxa"/>
             </w:tcMar>
           </w:tcPr>
-          <w:p ns2:paraId="26419EF2" ns2:textId="77777777">
-            <w:r>
-              <w:t xml:space="preserve">Escala y resolución del vector</w:t>
+          <w:p>
+            <w:r>
+              <w:t>Escala y resolución del vector</w:t>
             </w:r>
           </w:p>
         </w:tc>
@@ -3282,14 +3220,14 @@
               <w:right w:w="120" w:type="dxa"/>
             </w:tcMar>
           </w:tcPr>
-          <w:p ns2:paraId="3E7B7A63" ns2:textId="77777777">
-            <w:r>
-              <w:t xml:space="preserve">El recall de 0.710 se degrada con vectores pequeños: el sistema omite ~29% de los vectores cuando ocupan menos del 10% de la superficie de la imagen; la distancia variable cámara-animal agrava el efecto.</w:t>
+          <w:p>
+            <w:r>
+              <w:t>El recall de 0.710 se degrada con vectores pequeños: el sistema omite ~29% de los vectores cuando ocupan menos del 10% de la superficie de la imagen; la distancia variable cámara-animal agrava el efecto.</w:t>
             </w:r>
           </w:p>
         </w:tc>
       </w:tr>
-      <w:tr ns2:paraId="221304F4" ns2:textId="77777777">
+      <w:tr>
         <w:tc>
           <w:tcPr>
             <w:tcW w:w="3120" w:type="dxa"/>
@@ -3307,9 +3245,9 @@
               <w:right w:w="120" w:type="dxa"/>
             </w:tcMar>
           </w:tcPr>
-          <w:p ns2:paraId="26419EF2" ns2:textId="77777777">
-            <w:r>
-              <w:t xml:space="preserve">Desbalance de clases</w:t>
+          <w:p>
+            <w:r>
+              <w:t>Desbalance de clases</w:t>
             </w:r>
           </w:p>
         </w:tc>
@@ -3330,14 +3268,14 @@
               <w:right w:w="120" w:type="dxa"/>
             </w:tcMar>
           </w:tcPr>
-          <w:p ns2:paraId="3E7B7A63" ns2:textId="77777777">
-            <w:r>
-              <w:t xml:space="preserve">El dataset de clasificación tenía las garrapatas sobrerrepresentadas (triplicaban a moscas y mosquitos); pese al re-muestreo, la generalización sobre las especies menos representadas es más frágil.</w:t>
+          <w:p>
+            <w:r>
+              <w:t>El dataset de clasificación tenía las garrapatas sobrerrepresentadas (triplicaban a moscas y mosquitos); pese al re-muestreo, la generalización sobre las especies menos representadas es más frágil.</w:t>
             </w:r>
           </w:p>
         </w:tc>
       </w:tr>
-      <w:tr ns2:paraId="221304F4" ns2:textId="77777777">
+      <w:tr>
         <w:tc>
           <w:tcPr>
             <w:tcW w:w="3120" w:type="dxa"/>
@@ -3355,9 +3293,10 @@
               <w:right w:w="120" w:type="dxa"/>
             </w:tcMar>
           </w:tcPr>
-          <w:p ns2:paraId="26419EF2" ns2:textId="77777777">
-            <w:r>
-              <w:t xml:space="preserve">Variabilidad ambiental</w:t>
+          <w:p>
+            <w:r>
+              <w:lastRenderedPageBreak/>
+              <w:t>Variabilidad ambiental</w:t>
             </w:r>
           </w:p>
         </w:tc>
@@ -3378,14 +3317,14 @@
               <w:right w:w="120" w:type="dxa"/>
             </w:tcMar>
           </w:tcPr>
-          <w:p ns2:paraId="3E7B7A63" ns2:textId="77777777">
-            <w:r>
-              <w:t xml:space="preserve">Iluminación fluctuante, sombras del propio animal, incidencia solar directa y desenfoque por movimiento (motion blur) del ganado pueden reducir puntualmente detección y precisión frente a las condiciones de laboratorio.</w:t>
+          <w:p>
+            <w:r>
+              <w:t>Iluminación fluctuante, sombras del propio animal, incidencia solar directa y desenfoque por movimiento (motion blur) del ganado pueden reducir puntualmente detección y precisión frente a las condiciones de laboratorio.</w:t>
             </w:r>
           </w:p>
         </w:tc>
       </w:tr>
-      <w:tr ns2:paraId="221304F4" ns2:textId="77777777">
+      <w:tr>
         <w:tc>
           <w:tcPr>
             <w:tcW w:w="3120" w:type="dxa"/>
@@ -3403,9 +3342,9 @@
               <w:right w:w="120" w:type="dxa"/>
             </w:tcMar>
           </w:tcPr>
-          <w:p ns2:paraId="26419EF2" ns2:textId="77777777">
-            <w:r>
-              <w:t xml:space="preserve">KPI de negocio no validado</w:t>
+          <w:p>
+            <w:r>
+              <w:t>KPI de negocio no validado</w:t>
             </w:r>
           </w:p>
         </w:tc>
@@ -3426,20 +3365,20 @@
               <w:right w:w="120" w:type="dxa"/>
             </w:tcMar>
           </w:tcPr>
-          <w:p ns2:paraId="3E7B7A63" ns2:textId="77777777">
-            <w:r>
-              <w:t xml:space="preserve">La reducción del 10% en costes de tratamiento es un objetivo de negocio que, según la propia memoria, solo puede confirmarse tras la validación in situ del modelo en condiciones reales de despliegue.</w:t>
+          <w:p>
+            <w:r>
+              <w:t>La reducción del 10% en costes de tratamiento es un objetivo de negocio que, según la propia memoria, solo puede confirmarse tras la validación in situ del modelo en condiciones reales de despliegue.</w:t>
             </w:r>
           </w:p>
         </w:tc>
       </w:tr>
     </w:tbl>
-    <w:p ns2:paraId="23E22C97" ns2:textId="02183EA3">
+    <w:p>
       <w:pPr>
-        <w:pStyle w:val="Descripcin"/>
+        <w:pStyle w:val="Caption"/>
         <w:jc w:val="center"/>
       </w:pPr>
-      <w:bookmarkStart w:id="15" w:name="_Toc233977644"/>
+      <w:bookmarkStart w:id="10" w:name="_Toc233977644"/>
       <w:r>
         <w:t xml:space="preserve">Tabla </w:t>
       </w:r>
@@ -3454,45 +3393,48 @@
       <w:r>
         <w:t xml:space="preserve"> Limitaciones conocidas</w:t>
       </w:r>
-      <w:bookmarkEnd w:id="15"/>
+      <w:bookmarkEnd w:id="10"/>
     </w:p>
-    <w:p ns2:paraId="36D55773" ns2:textId="77777777">
+    <w:p>
       <w:pPr>
-        <w:pStyle w:val="Ttulo1"/>
+        <w:pStyle w:val="Heading1"/>
         <w:jc w:val="left"/>
       </w:pPr>
-      <w:bookmarkStart w:id="16" w:name="_Toc233977728"/>
+      <w:bookmarkStart w:id="11" w:name="_Toc233977728"/>
       <w:r>
         <w:t>6. Observaciones técnicas</w:t>
       </w:r>
-      <w:bookmarkEnd w:id="16"/>
+      <w:bookmarkEnd w:id="11"/>
     </w:p>
-    <w:p ns2:paraId="3188B244" ns2:textId="77777777">
+    <w:p>
       <w:pPr>
         <w:jc w:val="both"/>
       </w:pPr>
       <w:r>
-        <w:t xml:space="preserve">Ejecutable en CPU x86-64 (mín. 4 vCPU) con RAM ≥ 8 GB (recomendado 16 GB); GPU NVIDIA/CUDA recomendada para entrenamiento y tuning, pero la inferencia del pipeline completo corre en CPU con latencia aceptable. Almacenamiento 5-15 GB. Entorno de referencia Python 3.10.11. Dependencias clave: torch, torchvision, ultralytics (YOLO), opencv-python, pillow, numpy, pandas, scikit-learn (métricas), optuna (tuning), PyYAML. Hiperparámetros óptimos (Optuna): detección lr0=2.66e-3, momentum=0.8724, mosaic=0.266, mixup=0.0571, batch=32; clasificación lr=7.98e-3, optimizer=Adam, weight_decay=3.4e-4, batch=64. Entrenamiento con early stopping (paciencia 15 épocas, máx. 100). El reentrenamiento en línea (modo train) solo afecta al clasificador MobileNetV3 y no sobrescribe el detector; se recomienda un ciclo de ajuste por transfer learning cuando la tasa de error validada manualmente en la explotación supere el 5%.</w:t>
+        <w:t>Ejecutable en CPU x86-64 (mín. 4 vCPU) con RAM ≥ 8 GB (recomendado 16 GB); GPU NVIDIA/CUDA recomendada para entrenamiento y tuning, pero la inferencia del pipeline completo corre en CPU con latencia aceptable. Almacenamiento 5-15 GB. Entorno de referencia Python 3.10.11. Dependencias clave: torch, torchvision, ultralytics (YOLO), opencv-python, pillow, numpy, pandas, scikit-learn (métricas), optuna (tuning), PyYAML. Hiperparámetros óptimos (Optuna): detección lr0=2.66e-3, momentum=0.8724, mosaic=0.266, mixu</w:t>
+      </w:r>
+      <w:r>
+        <w:t>p=0.0571, batch=32; clasificación lr=7.98e-3, optimizer=Adam, weight_decay=3.4e-4, batch=64. Entrenamiento con early stopping (paciencia 15 épocas, máx. 100). El reentrenamiento en línea (modo train) solo afecta al clasificador MobileNetV3 y no sobrescribe el detector; se recomienda un ciclo de ajuste por transfer learning cuando la tasa de error validada manualmente en la explotación supere el 5%.</w:t>
       </w:r>
     </w:p>
-    <w:p ns2:paraId="642BAC39" ns2:textId="77777777"/>
-    <w:p ns2:paraId="6AE49187" ns2:textId="77777777"/>
-    <w:p ns2:paraId="3CCD1455" ns2:textId="77777777"/>
-    <w:p ns2:paraId="03DFC7FC" ns2:textId="77777777"/>
-    <w:p ns2:paraId="3E74D38E" ns2:textId="77777777"/>
-    <w:p ns2:paraId="0B8151BB" ns2:textId="77777777"/>
-    <w:p ns2:paraId="53E05546" ns2:textId="77777777"/>
-    <w:p ns2:paraId="7A7AF885" ns2:textId="77777777">
+    <w:p/>
+    <w:p/>
+    <w:p/>
+    <w:p/>
+    <w:p/>
+    <w:p/>
+    <w:p/>
+    <w:p>
       <w:pPr>
-        <w:pStyle w:val="Ttulo1"/>
+        <w:pStyle w:val="Heading1"/>
         <w:jc w:val="left"/>
       </w:pPr>
-      <w:bookmarkStart w:id="17" w:name="_Toc233977729"/>
+      <w:bookmarkStart w:id="12" w:name="_Toc233977729"/>
       <w:r>
         <w:lastRenderedPageBreak/>
         <w:t>7. Fichero de prueba de referencia</w:t>
       </w:r>
-      <w:bookmarkEnd w:id="17"/>
+      <w:bookmarkEnd w:id="12"/>
     </w:p>
     <w:tbl>
       <w:tblPr>
@@ -3513,7 +3455,7 @@
         <w:gridCol w:w="2800"/>
         <w:gridCol w:w="6560"/>
       </w:tblGrid>
-      <w:tr ns2:paraId="7CCEFEF5" ns2:textId="77777777">
+      <w:tr>
         <w:tc>
           <w:tcPr>
             <w:tcW w:w="2800" w:type="dxa"/>
@@ -3531,7 +3473,7 @@
               <w:right w:w="120" w:type="dxa"/>
             </w:tcMar>
           </w:tcPr>
-          <w:p ns2:paraId="5A9D0325" ns2:textId="77777777">
+          <w:p>
             <w:r>
               <w:rPr>
                 <w:b/>
@@ -3561,14 +3503,14 @@
               <w:right w:w="120" w:type="dxa"/>
             </w:tcMar>
           </w:tcPr>
-          <w:p ns2:paraId="548E93F5" ns2:textId="77777777">
-            <w:r>
-              <w:t xml:space="preserve">No se entregó fichero de prueba de referencia ni manifest con golden_cases para este modelo. La evaluación declarada se realizó sobre los splits de test independientes de detección y clasificación (notebooks/evaluation).</w:t>
+          <w:p>
+            <w:r>
+              <w:t>No se entregó fichero de prueba de referencia ni manifest con golden_cases para este modelo. La evaluación declarada se realizó sobre los splits de test independientes de detección y clasificación (notebooks/evaluation).</w:t>
             </w:r>
           </w:p>
         </w:tc>
       </w:tr>
-      <w:tr ns2:paraId="183575F5" ns2:textId="77777777">
+      <w:tr>
         <w:tc>
           <w:tcPr>
             <w:tcW w:w="2800" w:type="dxa"/>
@@ -3586,7 +3528,7 @@
               <w:right w:w="120" w:type="dxa"/>
             </w:tcMar>
           </w:tcPr>
-          <w:p ns2:paraId="2C17FEDB" ns2:textId="77777777">
+          <w:p>
             <w:r>
               <w:rPr>
                 <w:b/>
@@ -3616,14 +3558,14 @@
               <w:right w:w="120" w:type="dxa"/>
             </w:tcMar>
           </w:tcPr>
-          <w:p ns2:paraId="2F98E928" ns2:textId="77777777">
-            <w:r>
-              <w:t xml:space="preserve">Detección: ~4.300 imágenes tras deduplicación, split 70/15/15. Clasificación: ~2.700 crops (224x224), split 70/15/15, reequilibrado a ~25/25/50 mosquito/mosca/garrapata.</w:t>
+          <w:p>
+            <w:r>
+              <w:t>Detección: ~4.300 imágenes tras deduplicación, split 70/15/15. Clasificación: ~2.700 crops (224x224), split 70/15/15, reequilibrado a ~25/25/50 mosquito/mosca/garrapata.</w:t>
             </w:r>
           </w:p>
         </w:tc>
       </w:tr>
-      <w:tr ns2:paraId="1BF4E262" ns2:textId="77777777">
+      <w:tr>
         <w:tc>
           <w:tcPr>
             <w:tcW w:w="2800" w:type="dxa"/>
@@ -3641,7 +3583,7 @@
               <w:right w:w="120" w:type="dxa"/>
             </w:tcMar>
           </w:tcPr>
-          <w:p ns2:paraId="55FAE3FC" ns2:textId="77777777">
+          <w:p>
             <w:r>
               <w:rPr>
                 <w:b/>
@@ -3671,20 +3613,20 @@
               <w:right w:w="120" w:type="dxa"/>
             </w:tcMar>
           </w:tcPr>
-          <w:p ns2:paraId="15092C4A" ns2:textId="77777777">
-            <w:r>
-              <w:t xml:space="preserve">Métricas declaradas en test: mAP50=0.790 y Recall=0.710 (detección YOLOv8n); Accuracy=0.981 (clasificación MobileNetV3). Pendiente de verificación de correctitud contra golden dataset tras la integración.</w:t>
+          <w:p>
+            <w:r>
+              <w:t>Métricas declaradas en test: mAP50=0.790 y Recall=0.710 (detección YOLOv8n); Accuracy=0.981 (clasificación MobileNetV3). Pendiente de verificación de correctitud contra golden dataset tras la integración.</w:t>
             </w:r>
           </w:p>
         </w:tc>
       </w:tr>
     </w:tbl>
-    <w:p ns2:paraId="3773E7D0" ns2:textId="48983DD0">
+    <w:p>
       <w:pPr>
-        <w:pStyle w:val="Descripcin"/>
+        <w:pStyle w:val="Caption"/>
         <w:jc w:val="center"/>
       </w:pPr>
-      <w:bookmarkStart w:id="18" w:name="_Toc233977645"/>
+      <w:bookmarkStart w:id="13" w:name="_Toc233977645"/>
       <w:r>
         <w:t xml:space="preserve">Tabla </w:t>
       </w:r>
@@ -3699,13 +3641,13 @@
       <w:r>
         <w:t xml:space="preserve"> Fichero de prueba de referencia</w:t>
       </w:r>
-      <w:bookmarkEnd w:id="18"/>
+      <w:bookmarkEnd w:id="13"/>
     </w:p>
     <w:sectPr>
-      <w:headerReference w:type="even" ns7:id="rId12"/>
-      <w:headerReference w:type="default" ns7:id="rId13"/>
-      <w:footerReference w:type="default" ns7:id="rId14"/>
-      <w:footerReference w:type="first" ns7:id="rId15"/>
+      <w:headerReference w:type="even" r:id="rId12"/>
+      <w:headerReference w:type="default" r:id="rId13"/>
+      <w:footerReference w:type="default" r:id="rId14"/>
+      <w:footerReference w:type="first" r:id="rId15"/>
       <w:pgSz w:w="11906" w:h="16838"/>
       <w:pgMar w:top="1417" w:right="1701" w:bottom="1417" w:left="1701" w:header="708" w:footer="708" w:gutter="0"/>
       <w:pgNumType w:start="1"/>
@@ -4458,7 +4400,7 @@
         <w:noProof/>
         <w:color w:val="000000"/>
       </w:rPr>
-      <w:t xml:space="preserve">2</w:t>
+      <w:t>2</w:t>
     </w:r>
     <w:r>
       <w:rPr>
@@ -4472,23 +4414,7 @@
         <w:rFonts w:ascii="Liberalisation sans narrow" w:eastAsia="Liberalisation sans narrow" w:hAnsi="Liberalisation sans narrow" w:cs="Liberalisation sans narrow"/>
         <w:color w:val="000000"/>
       </w:rPr>
-      <w:t xml:space="preserve"> |Ficha técnica – Modelo a10 (</w:t>
-    </w:r>
-    <w:proofErr w:type="spellStart"/>
-    <w:r>
-      <w:rPr>
-        <w:rFonts w:ascii="Liberalisation sans narrow" w:eastAsia="Liberalisation sans narrow" w:hAnsi="Liberalisation sans narrow" w:cs="Liberalisation sans narrow"/>
-        <w:color w:val="000000"/>
-      </w:rPr>
-      <w:t xml:space="preserve">dairy-disease-vector-detection</w:t>
-    </w:r>
-    <w:proofErr w:type="spellEnd"/>
-    <w:r>
-      <w:rPr>
-        <w:rFonts w:ascii="Liberalisation sans narrow" w:eastAsia="Liberalisation sans narrow" w:hAnsi="Liberalisation sans narrow" w:cs="Liberalisation sans narrow"/>
-        <w:color w:val="000000"/>
-      </w:rPr>
-      <w:t>)</w:t>
+      <w:t xml:space="preserve"> |Ficha técnica – Modelo a10 (dairy-disease-vector-detection)</w:t>
     </w:r>
   </w:p>
   <w:p>
@@ -5036,11 +4962,11 @@
     <w:name w:val="Normal"/>
     <w:qFormat/>
   </w:style>
-  <w:style w:type="paragraph" w:styleId="Ttulo1">
+  <w:style w:type="paragraph" w:styleId="Heading1">
     <w:name w:val="heading 1"/>
     <w:basedOn w:val="Normal"/>
     <w:next w:val="Normal"/>
-    <w:link w:val="Ttulo1Car"/>
+    <w:link w:val="Heading1Char"/>
     <w:uiPriority w:val="9"/>
     <w:qFormat/>
     <w:pPr>
@@ -5058,11 +4984,11 @@
       <w:szCs w:val="36"/>
     </w:rPr>
   </w:style>
-  <w:style w:type="paragraph" w:styleId="Ttulo2">
+  <w:style w:type="paragraph" w:styleId="Heading2">
     <w:name w:val="heading 2"/>
     <w:basedOn w:val="Normal"/>
     <w:next w:val="Normal"/>
-    <w:link w:val="Ttulo2Car"/>
+    <w:link w:val="Heading2Char"/>
     <w:uiPriority w:val="9"/>
     <w:semiHidden/>
     <w:unhideWhenUsed/>
@@ -5081,11 +5007,11 @@
       <w:szCs w:val="32"/>
     </w:rPr>
   </w:style>
-  <w:style w:type="paragraph" w:styleId="Ttulo3">
+  <w:style w:type="paragraph" w:styleId="Heading3">
     <w:name w:val="heading 3"/>
     <w:basedOn w:val="Normal"/>
     <w:next w:val="Normal"/>
-    <w:link w:val="Ttulo3Car"/>
+    <w:link w:val="Heading3Char"/>
     <w:uiPriority w:val="9"/>
     <w:semiHidden/>
     <w:unhideWhenUsed/>
@@ -5104,11 +5030,11 @@
       <w:szCs w:val="28"/>
     </w:rPr>
   </w:style>
-  <w:style w:type="paragraph" w:styleId="Ttulo4">
+  <w:style w:type="paragraph" w:styleId="Heading4">
     <w:name w:val="heading 4"/>
     <w:basedOn w:val="Normal"/>
     <w:next w:val="Normal"/>
-    <w:link w:val="Ttulo4Car"/>
+    <w:link w:val="Heading4Char"/>
     <w:uiPriority w:val="9"/>
     <w:semiHidden/>
     <w:unhideWhenUsed/>
@@ -5127,11 +5053,11 @@
       <w:szCs w:val="24"/>
     </w:rPr>
   </w:style>
-  <w:style w:type="paragraph" w:styleId="Ttulo5">
+  <w:style w:type="paragraph" w:styleId="Heading5">
     <w:name w:val="heading 5"/>
     <w:basedOn w:val="Normal"/>
     <w:next w:val="Normal"/>
-    <w:link w:val="Ttulo5Car"/>
+    <w:link w:val="Heading5Char"/>
     <w:uiPriority w:val="9"/>
     <w:semiHidden/>
     <w:unhideWhenUsed/>
@@ -5149,11 +5075,11 @@
       <w:color w:val="284546"/>
     </w:rPr>
   </w:style>
-  <w:style w:type="paragraph" w:styleId="Ttulo6">
+  <w:style w:type="paragraph" w:styleId="Heading6">
     <w:name w:val="heading 6"/>
     <w:basedOn w:val="Normal"/>
     <w:next w:val="Normal"/>
-    <w:link w:val="Ttulo6Car"/>
+    <w:link w:val="Heading6Char"/>
     <w:uiPriority w:val="9"/>
     <w:semiHidden/>
     <w:unhideWhenUsed/>
@@ -5173,11 +5099,11 @@
       <w:color w:val="1B2E2F"/>
     </w:rPr>
   </w:style>
-  <w:style w:type="paragraph" w:styleId="Ttulo7">
+  <w:style w:type="paragraph" w:styleId="Heading7">
     <w:name w:val="heading 7"/>
     <w:basedOn w:val="Normal"/>
     <w:next w:val="Normal"/>
-    <w:link w:val="Ttulo7Car"/>
+    <w:link w:val="Heading7Char"/>
     <w:uiPriority w:val="9"/>
     <w:unhideWhenUsed/>
     <w:qFormat/>
@@ -5195,11 +5121,11 @@
       <w:color w:val="1B2E2E" w:themeColor="accent1" w:themeShade="80"/>
     </w:rPr>
   </w:style>
-  <w:style w:type="paragraph" w:styleId="Ttulo8">
+  <w:style w:type="paragraph" w:styleId="Heading8">
     <w:name w:val="heading 8"/>
     <w:basedOn w:val="Normal"/>
     <w:next w:val="Normal"/>
-    <w:link w:val="Ttulo8Car"/>
+    <w:link w:val="Heading8Char"/>
     <w:uiPriority w:val="9"/>
     <w:unhideWhenUsed/>
     <w:qFormat/>
@@ -5219,11 +5145,11 @@
       <w:color w:val="1B2E2E" w:themeColor="accent1" w:themeShade="80"/>
     </w:rPr>
   </w:style>
-  <w:style w:type="paragraph" w:styleId="Ttulo9">
+  <w:style w:type="paragraph" w:styleId="Heading9">
     <w:name w:val="heading 9"/>
     <w:basedOn w:val="Normal"/>
     <w:next w:val="Normal"/>
-    <w:link w:val="Ttulo9Car"/>
+    <w:link w:val="Heading9Char"/>
     <w:uiPriority w:val="9"/>
     <w:semiHidden/>
     <w:unhideWhenUsed/>
@@ -5242,12 +5168,13 @@
       <w:color w:val="1B2E2E" w:themeColor="accent1" w:themeShade="80"/>
     </w:rPr>
   </w:style>
-  <w:style w:type="character" w:default="1" w:styleId="Fuentedeprrafopredeter">
+  <w:style w:type="character" w:default="1" w:styleId="DefaultParagraphFont">
     <w:name w:val="Default Paragraph Font"/>
     <w:uiPriority w:val="1"/>
+    <w:semiHidden/>
     <w:unhideWhenUsed/>
   </w:style>
-  <w:style w:type="table" w:default="1" w:styleId="Tablanormal">
+  <w:style w:type="table" w:default="1" w:styleId="TableNormal">
     <w:name w:val="Normal Table"/>
     <w:uiPriority w:val="99"/>
     <w:semiHidden/>
@@ -5262,13 +5189,13 @@
       </w:tblCellMar>
     </w:tblPr>
   </w:style>
-  <w:style w:type="numbering" w:default="1" w:styleId="Sinlista">
+  <w:style w:type="numbering" w:default="1" w:styleId="NoList">
     <w:name w:val="No List"/>
     <w:uiPriority w:val="99"/>
     <w:semiHidden/>
     <w:unhideWhenUsed/>
   </w:style>
-  <w:style w:type="table" w:customStyle="1" w:styleId="TableNormal">
+  <w:style w:type="table" w:customStyle="1" w:styleId="TableNormal0">
     <w:name w:val="TableNormal"/>
     <w:tblPr>
       <w:tblCellMar>
@@ -5279,11 +5206,11 @@
       </w:tblCellMar>
     </w:tblPr>
   </w:style>
-  <w:style w:type="paragraph" w:styleId="Ttulo">
+  <w:style w:type="paragraph" w:styleId="Title">
     <w:name w:val="Title"/>
     <w:basedOn w:val="Normal"/>
     <w:next w:val="Normal"/>
-    <w:link w:val="TtuloCar"/>
+    <w:link w:val="TitleChar"/>
     <w:uiPriority w:val="10"/>
     <w:qFormat/>
     <w:pPr>
@@ -5298,10 +5225,10 @@
       <w:szCs w:val="72"/>
     </w:rPr>
   </w:style>
-  <w:style w:type="character" w:customStyle="1" w:styleId="Ttulo1Car">
-    <w:name w:val="Título 1 Car"/>
-    <w:basedOn w:val="Fuentedeprrafopredeter"/>
-    <w:link w:val="Ttulo1"/>
+  <w:style w:type="character" w:customStyle="1" w:styleId="Heading1Char">
+    <w:name w:val="Heading 1 Char"/>
+    <w:basedOn w:val="DefaultParagraphFont"/>
+    <w:link w:val="Heading1"/>
     <w:uiPriority w:val="9"/>
     <w:rsid w:val="00AB39A2"/>
     <w:rPr>
@@ -5311,10 +5238,10 @@
       <w:szCs w:val="36"/>
     </w:rPr>
   </w:style>
-  <w:style w:type="character" w:customStyle="1" w:styleId="Ttulo2Car">
-    <w:name w:val="Título 2 Car"/>
-    <w:basedOn w:val="Fuentedeprrafopredeter"/>
-    <w:link w:val="Ttulo2"/>
+  <w:style w:type="character" w:customStyle="1" w:styleId="Heading2Char">
+    <w:name w:val="Heading 2 Char"/>
+    <w:basedOn w:val="DefaultParagraphFont"/>
+    <w:link w:val="Heading2"/>
     <w:uiPriority w:val="9"/>
     <w:rsid w:val="00AB39A2"/>
     <w:rPr>
@@ -5324,10 +5251,10 @@
       <w:szCs w:val="32"/>
     </w:rPr>
   </w:style>
-  <w:style w:type="character" w:customStyle="1" w:styleId="Ttulo3Car">
-    <w:name w:val="Título 3 Car"/>
-    <w:basedOn w:val="Fuentedeprrafopredeter"/>
-    <w:link w:val="Ttulo3"/>
+  <w:style w:type="character" w:customStyle="1" w:styleId="Heading3Char">
+    <w:name w:val="Heading 3 Char"/>
+    <w:basedOn w:val="DefaultParagraphFont"/>
+    <w:link w:val="Heading3"/>
     <w:uiPriority w:val="9"/>
     <w:rsid w:val="00AB39A2"/>
     <w:rPr>
@@ -5337,10 +5264,10 @@
       <w:szCs w:val="28"/>
     </w:rPr>
   </w:style>
-  <w:style w:type="character" w:customStyle="1" w:styleId="Ttulo4Car">
-    <w:name w:val="Título 4 Car"/>
-    <w:basedOn w:val="Fuentedeprrafopredeter"/>
-    <w:link w:val="Ttulo4"/>
+  <w:style w:type="character" w:customStyle="1" w:styleId="Heading4Char">
+    <w:name w:val="Heading 4 Char"/>
+    <w:basedOn w:val="DefaultParagraphFont"/>
+    <w:link w:val="Heading4"/>
     <w:uiPriority w:val="9"/>
     <w:rsid w:val="00AB39A2"/>
     <w:rPr>
@@ -5350,10 +5277,10 @@
       <w:szCs w:val="24"/>
     </w:rPr>
   </w:style>
-  <w:style w:type="character" w:customStyle="1" w:styleId="Ttulo5Car">
-    <w:name w:val="Título 5 Car"/>
-    <w:basedOn w:val="Fuentedeprrafopredeter"/>
-    <w:link w:val="Ttulo5"/>
+  <w:style w:type="character" w:customStyle="1" w:styleId="Heading5Char">
+    <w:name w:val="Heading 5 Char"/>
+    <w:basedOn w:val="DefaultParagraphFont"/>
+    <w:link w:val="Heading5"/>
     <w:uiPriority w:val="9"/>
     <w:rsid w:val="00AB39A2"/>
     <w:rPr>
@@ -5362,10 +5289,10 @@
       <w:color w:val="284546" w:themeColor="accent1" w:themeShade="BF"/>
     </w:rPr>
   </w:style>
-  <w:style w:type="character" w:customStyle="1" w:styleId="Ttulo6Car">
-    <w:name w:val="Título 6 Car"/>
-    <w:basedOn w:val="Fuentedeprrafopredeter"/>
-    <w:link w:val="Ttulo6"/>
+  <w:style w:type="character" w:customStyle="1" w:styleId="Heading6Char">
+    <w:name w:val="Heading 6 Char"/>
+    <w:basedOn w:val="DefaultParagraphFont"/>
+    <w:link w:val="Heading6"/>
     <w:uiPriority w:val="9"/>
     <w:rsid w:val="00AB39A2"/>
     <w:rPr>
@@ -5376,10 +5303,10 @@
       <w:color w:val="1B2E2E" w:themeColor="accent1" w:themeShade="80"/>
     </w:rPr>
   </w:style>
-  <w:style w:type="character" w:customStyle="1" w:styleId="Ttulo7Car">
-    <w:name w:val="Título 7 Car"/>
-    <w:basedOn w:val="Fuentedeprrafopredeter"/>
-    <w:link w:val="Ttulo7"/>
+  <w:style w:type="character" w:customStyle="1" w:styleId="Heading7Char">
+    <w:name w:val="Heading 7 Char"/>
+    <w:basedOn w:val="DefaultParagraphFont"/>
+    <w:link w:val="Heading7"/>
     <w:uiPriority w:val="9"/>
     <w:rsid w:val="00AB39A2"/>
     <w:rPr>
@@ -5389,10 +5316,10 @@
       <w:color w:val="1B2E2E" w:themeColor="accent1" w:themeShade="80"/>
     </w:rPr>
   </w:style>
-  <w:style w:type="character" w:customStyle="1" w:styleId="Ttulo8Car">
-    <w:name w:val="Título 8 Car"/>
-    <w:basedOn w:val="Fuentedeprrafopredeter"/>
-    <w:link w:val="Ttulo8"/>
+  <w:style w:type="character" w:customStyle="1" w:styleId="Heading8Char">
+    <w:name w:val="Heading 8 Char"/>
+    <w:basedOn w:val="DefaultParagraphFont"/>
+    <w:link w:val="Heading8"/>
     <w:uiPriority w:val="9"/>
     <w:rsid w:val="00AB39A2"/>
     <w:rPr>
@@ -5404,10 +5331,10 @@
       <w:color w:val="1B2E2E" w:themeColor="accent1" w:themeShade="80"/>
     </w:rPr>
   </w:style>
-  <w:style w:type="character" w:customStyle="1" w:styleId="Ttulo9Car">
-    <w:name w:val="Título 9 Car"/>
-    <w:basedOn w:val="Fuentedeprrafopredeter"/>
-    <w:link w:val="Ttulo9"/>
+  <w:style w:type="character" w:customStyle="1" w:styleId="Heading9Char">
+    <w:name w:val="Heading 9 Char"/>
+    <w:basedOn w:val="DefaultParagraphFont"/>
+    <w:link w:val="Heading9"/>
     <w:uiPriority w:val="9"/>
     <w:semiHidden/>
     <w:rsid w:val="00AB39A2"/>
@@ -5418,11 +5345,11 @@
       <w:color w:val="1B2E2E" w:themeColor="accent1" w:themeShade="80"/>
     </w:rPr>
   </w:style>
-  <w:style w:type="paragraph" w:styleId="Descripcin">
+  <w:style w:type="paragraph" w:styleId="Caption">
     <w:name w:val="caption"/>
     <w:basedOn w:val="Normal"/>
     <w:next w:val="Normal"/>
-    <w:link w:val="DescripcinCar"/>
+    <w:link w:val="CaptionChar"/>
     <w:unhideWhenUsed/>
     <w:qFormat/>
     <w:rsid w:val="00AB39A2"/>
@@ -5436,10 +5363,10 @@
       <w:color w:val="739A8A" w:themeColor="text2"/>
     </w:rPr>
   </w:style>
-  <w:style w:type="character" w:customStyle="1" w:styleId="TtuloCar">
-    <w:name w:val="Título Car"/>
-    <w:basedOn w:val="Fuentedeprrafopredeter"/>
-    <w:link w:val="Ttulo"/>
+  <w:style w:type="character" w:customStyle="1" w:styleId="TitleChar">
+    <w:name w:val="Title Char"/>
+    <w:basedOn w:val="DefaultParagraphFont"/>
+    <w:link w:val="Title"/>
     <w:uiPriority w:val="10"/>
     <w:rsid w:val="00AB39A2"/>
     <w:rPr>
@@ -5451,10 +5378,10 @@
       <w:szCs w:val="72"/>
     </w:rPr>
   </w:style>
-  <w:style w:type="character" w:customStyle="1" w:styleId="SubttuloCar">
-    <w:name w:val="Subtítulo Car"/>
-    <w:basedOn w:val="Fuentedeprrafopredeter"/>
-    <w:link w:val="Subttulo"/>
+  <w:style w:type="character" w:customStyle="1" w:styleId="SubtitleChar">
+    <w:name w:val="Subtitle Char"/>
+    <w:basedOn w:val="DefaultParagraphFont"/>
+    <w:link w:val="Subtitle"/>
     <w:uiPriority w:val="11"/>
     <w:rsid w:val="00AB39A2"/>
     <w:rPr>
@@ -5464,9 +5391,9 @@
       <w:szCs w:val="28"/>
     </w:rPr>
   </w:style>
-  <w:style w:type="character" w:styleId="Fuerte">
+  <w:style w:type="character" w:styleId="Strong">
     <w:name w:val="Strong"/>
-    <w:basedOn w:val="Fuentedeprrafopredeter"/>
+    <w:basedOn w:val="DefaultParagraphFont"/>
     <w:uiPriority w:val="22"/>
     <w:qFormat/>
     <w:rsid w:val="00AB39A2"/>
@@ -5475,9 +5402,9 @@
       <w:bCs/>
     </w:rPr>
   </w:style>
-  <w:style w:type="character" w:styleId="nfasis">
+  <w:style w:type="character" w:styleId="Emphasis">
     <w:name w:val="Emphasis"/>
-    <w:basedOn w:val="Fuentedeprrafopredeter"/>
+    <w:basedOn w:val="DefaultParagraphFont"/>
     <w:uiPriority w:val="20"/>
     <w:qFormat/>
     <w:rsid w:val="00AB39A2"/>
@@ -5486,7 +5413,7 @@
       <w:iCs/>
     </w:rPr>
   </w:style>
-  <w:style w:type="paragraph" w:styleId="Sinespaciado">
+  <w:style w:type="paragraph" w:styleId="NoSpacing">
     <w:name w:val="No Spacing"/>
     <w:uiPriority w:val="1"/>
     <w:qFormat/>
@@ -5495,11 +5422,11 @@
       <w:spacing w:after="0" w:line="240" w:lineRule="auto"/>
     </w:pPr>
   </w:style>
-  <w:style w:type="paragraph" w:styleId="Cita">
+  <w:style w:type="paragraph" w:styleId="Quote">
     <w:name w:val="Quote"/>
     <w:basedOn w:val="Normal"/>
     <w:next w:val="Normal"/>
-    <w:link w:val="CitaCar"/>
+    <w:link w:val="QuoteChar"/>
     <w:uiPriority w:val="29"/>
     <w:qFormat/>
     <w:rsid w:val="00AB39A2"/>
@@ -5513,10 +5440,10 @@
       <w:szCs w:val="24"/>
     </w:rPr>
   </w:style>
-  <w:style w:type="character" w:customStyle="1" w:styleId="CitaCar">
-    <w:name w:val="Cita Car"/>
-    <w:basedOn w:val="Fuentedeprrafopredeter"/>
-    <w:link w:val="Cita"/>
+  <w:style w:type="character" w:customStyle="1" w:styleId="QuoteChar">
+    <w:name w:val="Quote Char"/>
+    <w:basedOn w:val="DefaultParagraphFont"/>
+    <w:link w:val="Quote"/>
     <w:uiPriority w:val="29"/>
     <w:rsid w:val="00AB39A2"/>
     <w:rPr>
@@ -5525,11 +5452,11 @@
       <w:szCs w:val="24"/>
     </w:rPr>
   </w:style>
-  <w:style w:type="paragraph" w:styleId="Citadestacada">
+  <w:style w:type="paragraph" w:styleId="IntenseQuote">
     <w:name w:val="Intense Quote"/>
     <w:basedOn w:val="Normal"/>
     <w:next w:val="Normal"/>
-    <w:link w:val="CitadestacadaCar"/>
+    <w:link w:val="IntenseQuoteChar"/>
     <w:uiPriority w:val="30"/>
     <w:qFormat/>
     <w:rsid w:val="00AB39A2"/>
@@ -5546,10 +5473,10 @@
       <w:szCs w:val="32"/>
     </w:rPr>
   </w:style>
-  <w:style w:type="character" w:customStyle="1" w:styleId="CitadestacadaCar">
-    <w:name w:val="Cita destacada Car"/>
-    <w:basedOn w:val="Fuentedeprrafopredeter"/>
-    <w:link w:val="Citadestacada"/>
+  <w:style w:type="character" w:customStyle="1" w:styleId="IntenseQuoteChar">
+    <w:name w:val="Intense Quote Char"/>
+    <w:basedOn w:val="DefaultParagraphFont"/>
+    <w:link w:val="IntenseQuote"/>
     <w:uiPriority w:val="30"/>
     <w:rsid w:val="00AB39A2"/>
     <w:rPr>
@@ -5560,9 +5487,9 @@
       <w:szCs w:val="32"/>
     </w:rPr>
   </w:style>
-  <w:style w:type="character" w:styleId="nfasissutil">
+  <w:style w:type="character" w:styleId="SubtleEmphasis">
     <w:name w:val="Subtle Emphasis"/>
-    <w:basedOn w:val="Fuentedeprrafopredeter"/>
+    <w:basedOn w:val="DefaultParagraphFont"/>
     <w:uiPriority w:val="19"/>
     <w:qFormat/>
     <w:rsid w:val="00AB39A2"/>
@@ -5572,9 +5499,9 @@
       <w:color w:val="A3BDB2" w:themeColor="text1" w:themeTint="A6"/>
     </w:rPr>
   </w:style>
-  <w:style w:type="character" w:styleId="nfasisintenso">
+  <w:style w:type="character" w:styleId="IntenseEmphasis">
     <w:name w:val="Intense Emphasis"/>
-    <w:basedOn w:val="Fuentedeprrafopredeter"/>
+    <w:basedOn w:val="DefaultParagraphFont"/>
     <w:uiPriority w:val="21"/>
     <w:qFormat/>
     <w:rsid w:val="00AB39A2"/>
@@ -5585,9 +5512,9 @@
       <w:iCs/>
     </w:rPr>
   </w:style>
-  <w:style w:type="character" w:styleId="Referenciasutil">
+  <w:style w:type="character" w:styleId="SubtleReference">
     <w:name w:val="Subtle Reference"/>
-    <w:basedOn w:val="Fuentedeprrafopredeter"/>
+    <w:basedOn w:val="DefaultParagraphFont"/>
     <w:uiPriority w:val="31"/>
     <w:qFormat/>
     <w:rsid w:val="00AB39A2"/>
@@ -5598,9 +5525,9 @@
       <w:bdr w:val="none" w:sz="0" w:space="0" w:color="auto"/>
     </w:rPr>
   </w:style>
-  <w:style w:type="character" w:styleId="Referenciaintensa">
+  <w:style w:type="character" w:styleId="IntenseReference">
     <w:name w:val="Intense Reference"/>
-    <w:basedOn w:val="Fuentedeprrafopredeter"/>
+    <w:basedOn w:val="DefaultParagraphFont"/>
     <w:uiPriority w:val="32"/>
     <w:qFormat/>
     <w:rsid w:val="00AB39A2"/>
@@ -5612,9 +5539,9 @@
       <w:u w:val="single"/>
     </w:rPr>
   </w:style>
-  <w:style w:type="character" w:styleId="Ttulodellibro">
+  <w:style w:type="character" w:styleId="BookTitle">
     <w:name w:val="Book Title"/>
-    <w:basedOn w:val="Fuentedeprrafopredeter"/>
+    <w:basedOn w:val="DefaultParagraphFont"/>
     <w:uiPriority w:val="33"/>
     <w:qFormat/>
     <w:rsid w:val="00AB39A2"/>
@@ -5625,9 +5552,9 @@
       <w:spacing w:val="10"/>
     </w:rPr>
   </w:style>
-  <w:style w:type="paragraph" w:styleId="TtuloTDC">
+  <w:style w:type="paragraph" w:styleId="TOCHeading">
     <w:name w:val="TOC Heading"/>
-    <w:basedOn w:val="Ttulo1"/>
+    <w:basedOn w:val="Heading1"/>
     <w:next w:val="Normal"/>
     <w:uiPriority w:val="39"/>
     <w:unhideWhenUsed/>
@@ -5637,10 +5564,10 @@
       <w:outlineLvl w:val="9"/>
     </w:pPr>
   </w:style>
-  <w:style w:type="paragraph" w:styleId="Encabezado">
+  <w:style w:type="paragraph" w:styleId="Header">
     <w:name w:val="header"/>
     <w:basedOn w:val="Normal"/>
-    <w:link w:val="EncabezadoCar"/>
+    <w:link w:val="HeaderChar"/>
     <w:uiPriority w:val="99"/>
     <w:unhideWhenUsed/>
     <w:rsid w:val="00171F5E"/>
@@ -5652,17 +5579,17 @@
       <w:spacing w:after="0" w:line="240" w:lineRule="auto"/>
     </w:pPr>
   </w:style>
-  <w:style w:type="character" w:customStyle="1" w:styleId="EncabezadoCar">
-    <w:name w:val="Encabezado Car"/>
-    <w:basedOn w:val="Fuentedeprrafopredeter"/>
-    <w:link w:val="Encabezado"/>
+  <w:style w:type="character" w:customStyle="1" w:styleId="HeaderChar">
+    <w:name w:val="Header Char"/>
+    <w:basedOn w:val="DefaultParagraphFont"/>
+    <w:link w:val="Header"/>
     <w:uiPriority w:val="99"/>
     <w:rsid w:val="00171F5E"/>
   </w:style>
-  <w:style w:type="paragraph" w:styleId="Piedepgina">
+  <w:style w:type="paragraph" w:styleId="Footer">
     <w:name w:val="footer"/>
     <w:basedOn w:val="Normal"/>
-    <w:link w:val="PiedepginaCar"/>
+    <w:link w:val="FooterChar"/>
     <w:uiPriority w:val="99"/>
     <w:unhideWhenUsed/>
     <w:rsid w:val="00171F5E"/>
@@ -5674,14 +5601,14 @@
       <w:spacing w:after="0" w:line="240" w:lineRule="auto"/>
     </w:pPr>
   </w:style>
-  <w:style w:type="character" w:customStyle="1" w:styleId="PiedepginaCar">
-    <w:name w:val="Pie de página Car"/>
-    <w:basedOn w:val="Fuentedeprrafopredeter"/>
-    <w:link w:val="Piedepgina"/>
+  <w:style w:type="character" w:customStyle="1" w:styleId="FooterChar">
+    <w:name w:val="Footer Char"/>
+    <w:basedOn w:val="DefaultParagraphFont"/>
+    <w:link w:val="Footer"/>
     <w:uiPriority w:val="99"/>
     <w:rsid w:val="00171F5E"/>
   </w:style>
-  <w:style w:type="paragraph" w:styleId="TDC1">
+  <w:style w:type="paragraph" w:styleId="TOC1">
     <w:name w:val="toc 1"/>
     <w:basedOn w:val="Normal"/>
     <w:next w:val="Normal"/>
@@ -5693,7 +5620,7 @@
       <w:spacing w:after="100"/>
     </w:pPr>
   </w:style>
-  <w:style w:type="paragraph" w:styleId="TDC2">
+  <w:style w:type="paragraph" w:styleId="TOC2">
     <w:name w:val="toc 2"/>
     <w:basedOn w:val="Normal"/>
     <w:next w:val="Normal"/>
@@ -5710,7 +5637,7 @@
       <w:ind w:left="220"/>
     </w:pPr>
   </w:style>
-  <w:style w:type="paragraph" w:styleId="TDC3">
+  <w:style w:type="paragraph" w:styleId="TOC3">
     <w:name w:val="toc 3"/>
     <w:basedOn w:val="Normal"/>
     <w:next w:val="Normal"/>
@@ -5724,10 +5651,10 @@
       <w:ind w:left="440"/>
     </w:pPr>
   </w:style>
-  <w:style w:type="paragraph" w:styleId="Textonotapie">
+  <w:style w:type="paragraph" w:styleId="FootnoteText">
     <w:name w:val="footnote text"/>
     <w:basedOn w:val="Normal"/>
-    <w:link w:val="TextonotapieCar"/>
+    <w:link w:val="FootnoteTextChar"/>
     <w:uiPriority w:val="99"/>
     <w:semiHidden/>
     <w:unhideWhenUsed/>
@@ -5740,10 +5667,10 @@
       <w:szCs w:val="20"/>
     </w:rPr>
   </w:style>
-  <w:style w:type="character" w:customStyle="1" w:styleId="TextonotapieCar">
-    <w:name w:val="Texto nota pie Car"/>
-    <w:basedOn w:val="Fuentedeprrafopredeter"/>
-    <w:link w:val="Textonotapie"/>
+  <w:style w:type="character" w:customStyle="1" w:styleId="FootnoteTextChar">
+    <w:name w:val="Footnote Text Char"/>
+    <w:basedOn w:val="DefaultParagraphFont"/>
+    <w:link w:val="FootnoteText"/>
     <w:uiPriority w:val="99"/>
     <w:semiHidden/>
     <w:rsid w:val="00C81877"/>
@@ -5752,10 +5679,10 @@
       <w:szCs w:val="20"/>
     </w:rPr>
   </w:style>
-  <w:style w:type="paragraph" w:styleId="Textocomentario">
+  <w:style w:type="paragraph" w:styleId="CommentText">
     <w:name w:val="annotation text"/>
     <w:basedOn w:val="Normal"/>
-    <w:link w:val="TextocomentarioCar"/>
+    <w:link w:val="CommentTextChar"/>
     <w:uiPriority w:val="99"/>
     <w:semiHidden/>
     <w:unhideWhenUsed/>
@@ -5772,10 +5699,10 @@
       <w:lang w:val="en-US"/>
     </w:rPr>
   </w:style>
-  <w:style w:type="character" w:customStyle="1" w:styleId="TextocomentarioCar">
-    <w:name w:val="Texto comentario Car"/>
-    <w:basedOn w:val="Fuentedeprrafopredeter"/>
-    <w:link w:val="Textocomentario"/>
+  <w:style w:type="character" w:customStyle="1" w:styleId="CommentTextChar">
+    <w:name w:val="Comment Text Char"/>
+    <w:basedOn w:val="DefaultParagraphFont"/>
+    <w:link w:val="CommentText"/>
     <w:uiPriority w:val="99"/>
     <w:semiHidden/>
     <w:rsid w:val="00C81877"/>
@@ -5786,7 +5713,7 @@
       <w:lang w:val="en-US"/>
     </w:rPr>
   </w:style>
-  <w:style w:type="character" w:styleId="Refdenotaalpie">
+  <w:style w:type="character" w:styleId="FootnoteReference">
     <w:name w:val="footnote reference"/>
     <w:uiPriority w:val="99"/>
     <w:semiHidden/>
@@ -5796,9 +5723,9 @@
       <w:vertAlign w:val="superscript"/>
     </w:rPr>
   </w:style>
-  <w:style w:type="character" w:styleId="Refdecomentario">
+  <w:style w:type="character" w:styleId="CommentReference">
     <w:name w:val="annotation reference"/>
-    <w:basedOn w:val="Fuentedeprrafopredeter"/>
+    <w:basedOn w:val="DefaultParagraphFont"/>
     <w:uiPriority w:val="99"/>
     <w:semiHidden/>
     <w:unhideWhenUsed/>
@@ -5808,9 +5735,9 @@
       <w:szCs w:val="16"/>
     </w:rPr>
   </w:style>
-  <w:style w:type="character" w:styleId="Hipervnculo">
+  <w:style w:type="character" w:styleId="Hyperlink">
     <w:name w:val="Hyperlink"/>
-    <w:basedOn w:val="Fuentedeprrafopredeter"/>
+    <w:basedOn w:val="DefaultParagraphFont"/>
     <w:uiPriority w:val="99"/>
     <w:unhideWhenUsed/>
     <w:rsid w:val="00C81877"/>
@@ -5819,9 +5746,9 @@
       <w:u w:val="single"/>
     </w:rPr>
   </w:style>
-  <w:style w:type="character" w:styleId="Mencinsinresolver">
+  <w:style w:type="character" w:styleId="UnresolvedMention">
     <w:name w:val="Unresolved Mention"/>
-    <w:basedOn w:val="Fuentedeprrafopredeter"/>
+    <w:basedOn w:val="DefaultParagraphFont"/>
     <w:uiPriority w:val="99"/>
     <w:semiHidden/>
     <w:unhideWhenUsed/>
@@ -5831,9 +5758,9 @@
       <w:shd w:val="clear" w:color="auto" w:fill="E1DFDD"/>
     </w:rPr>
   </w:style>
-  <w:style w:type="table" w:styleId="Tablaconcuadrcula">
+  <w:style w:type="table" w:styleId="TableGrid">
     <w:name w:val="Table Grid"/>
-    <w:basedOn w:val="Tablanormal"/>
+    <w:basedOn w:val="TableNormal"/>
     <w:uiPriority w:val="39"/>
     <w:rsid w:val="00292DEB"/>
     <w:pPr>
@@ -5857,7 +5784,7 @@
       </w:tblBorders>
     </w:tblPr>
   </w:style>
-  <w:style w:type="paragraph" w:styleId="Tabladeilustraciones">
+  <w:style w:type="paragraph" w:styleId="TableofFigures">
     <w:name w:val="table of figures"/>
     <w:basedOn w:val="Normal"/>
     <w:next w:val="Normal"/>
@@ -5875,10 +5802,10 @@
       <w:lang w:val="en-US"/>
     </w:rPr>
   </w:style>
-  <w:style w:type="character" w:customStyle="1" w:styleId="DescripcinCar">
-    <w:name w:val="Descripción Car"/>
-    <w:basedOn w:val="Fuentedeprrafopredeter"/>
-    <w:link w:val="Descripcin"/>
+  <w:style w:type="character" w:customStyle="1" w:styleId="CaptionChar">
+    <w:name w:val="Caption Char"/>
+    <w:basedOn w:val="DefaultParagraphFont"/>
+    <w:link w:val="Caption"/>
     <w:locked/>
     <w:rsid w:val="00CE62B2"/>
     <w:rPr>
@@ -5888,11 +5815,11 @@
       <w:color w:val="739A8A" w:themeColor="text2"/>
     </w:rPr>
   </w:style>
-  <w:style w:type="paragraph" w:styleId="Subttulo">
+  <w:style w:type="paragraph" w:styleId="Subtitle">
     <w:name w:val="Subtitle"/>
     <w:basedOn w:val="Normal"/>
     <w:next w:val="Normal"/>
-    <w:link w:val="SubttuloCar"/>
+    <w:link w:val="SubtitleChar"/>
     <w:uiPriority w:val="11"/>
     <w:qFormat/>
     <w:pPr>
@@ -5907,7 +5834,7 @@
     </w:rPr>
   </w:style>
   <w:style w:type="table" w:customStyle="1" w:styleId="a">
-    <w:basedOn w:val="Tablanormal"/>
+    <w:basedOn w:val="TableNormal"/>
     <w:pPr>
       <w:spacing w:after="0" w:line="240" w:lineRule="auto"/>
     </w:pPr>
@@ -5923,7 +5850,7 @@
     </w:tblPr>
   </w:style>
   <w:style w:type="table" w:customStyle="1" w:styleId="a0">
-    <w:basedOn w:val="Tablanormal"/>
+    <w:basedOn w:val="TableNormal"/>
     <w:pPr>
       <w:spacing w:after="0" w:line="240" w:lineRule="auto"/>
     </w:pPr>
@@ -5939,7 +5866,7 @@
     </w:tblPr>
   </w:style>
   <w:style w:type="table" w:customStyle="1" w:styleId="a1">
-    <w:basedOn w:val="Tablanormal"/>
+    <w:basedOn w:val="TableNormal"/>
     <w:pPr>
       <w:spacing w:after="0" w:line="240" w:lineRule="auto"/>
     </w:pPr>
@@ -6159,28 +6086,28 @@
 </file>
 
 <file path=customXml/item1.xml><?xml version="1.0" encoding="utf-8"?>
+<b:Sources xmlns:b="http://schemas.openxmlformats.org/officeDocument/2006/bibliography" xmlns="http://schemas.openxmlformats.org/officeDocument/2006/bibliography" SelectedStyle="\APASixthEditionOfficeOnline.xsl" StyleName="APA" Version="6"/>
+</file>
+
+<file path=customXml/item2.xml><?xml version="1.0" encoding="utf-8"?>
 <go:gDocsCustomXmlDataStorage xmlns:go="http://customooxmlschemas.google.com/" xmlns:r="http://schemas.openxmlformats.org/officeDocument/2006/relationships" uri="GoogleDocsCustomDataVersion2">
   <go:docsCustomData xmlns:go="http://customooxmlschemas.google.com/" roundtripDataSignature="AMtx7mjfZHdsiCvpFOesiH+c3zMFCQ6GYw==">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</go:docsCustomData>
 </go:gDocsCustomXmlDataStorage>
 </file>
 
-<file path=customXml/item2.xml><?xml version="1.0" encoding="utf-8"?>
-<b:Sources xmlns:b="http://schemas.openxmlformats.org/officeDocument/2006/bibliography" xmlns="http://schemas.openxmlformats.org/officeDocument/2006/bibliography" SelectedStyle="\APASixthEditionOfficeOnline.xsl" StyleName="APA" Version="6"/>
+<file path=customXml/itemProps1.xml><?xml version="1.0" encoding="utf-8"?>
+<ds:datastoreItem xmlns:ds="http://schemas.openxmlformats.org/officeDocument/2006/customXml" ds:itemID="{13541E44-53E1-4E1E-8B81-150EFAC17A97}">
+  <ds:schemaRefs>
+    <ds:schemaRef ds:uri="http://schemas.openxmlformats.org/officeDocument/2006/bibliography"/>
+  </ds:schemaRefs>
+</ds:datastoreItem>
 </file>
 
-<file path=customXml/itemProps1.xml><?xml version="1.0" encoding="utf-8"?>
+<file path=customXml/itemProps2.xml><?xml version="1.0" encoding="utf-8"?>
 <ds:datastoreItem xmlns:ds="http://schemas.openxmlformats.org/officeDocument/2006/customXml" ds:itemID="{11111111-1234-1234-1234-123412341234}">
   <ds:schemaRefs>
     <ds:schemaRef ds:uri="http://customooxmlschemas.google.com/"/>
     <ds:schemaRef ds:uri="http://schemas.openxmlformats.org/officeDocument/2006/relationships"/>
   </ds:schemaRefs>
 </ds:datastoreItem>
-</file>
-
-<file path=customXml/itemProps2.xml><?xml version="1.0" encoding="utf-8"?>
-<ds:datastoreItem xmlns:ds="http://schemas.openxmlformats.org/officeDocument/2006/customXml" ds:itemID="{13541E44-53E1-4E1E-8B81-150EFAC17A97}">
-  <ds:schemaRefs>
-    <ds:schemaRef ds:uri="http://schemas.openxmlformats.org/officeDocument/2006/bibliography"/>
-  </ds:schemaRefs>
-</ds:datastoreItem>
 </file>